--- a/ReportsAndDocuments/MenghuaW_Proposal_Final.docx
+++ b/ReportsAndDocuments/MenghuaW_Proposal_Final.docx
@@ -67,7 +67,6 @@
       <w:pPr>
         <w:jc w:val="center"/>
         <w:rPr>
-          <w:rFonts w:hint="eastAsia"/>
           <w:lang w:eastAsia="zh-CN"/>
         </w:rPr>
       </w:pPr>
@@ -90,7 +89,6 @@
       <w:pPr>
         <w:jc w:val="center"/>
         <w:rPr>
-          <w:rFonts w:hint="eastAsia"/>
           <w:lang w:eastAsia="zh-CN"/>
         </w:rPr>
       </w:pPr>
@@ -113,7 +111,6 @@
       <w:pPr>
         <w:jc w:val="center"/>
         <w:rPr>
-          <w:rFonts w:hint="eastAsia"/>
           <w:lang w:eastAsia="zh-CN"/>
         </w:rPr>
       </w:pPr>
@@ -2037,6 +2034,1297 @@
       </w:r>
     </w:p>
     <w:p>
+      <w:pPr>
+        <w:rPr>
+          <w:lang w:eastAsia="zh-CN"/>
+        </w:rPr>
+      </w:pPr>
+    </w:p>
+    <w:p>
+      <w:pPr>
+        <w:pStyle w:val="Heading2"/>
+      </w:pPr>
+      <w:r>
+        <w:rPr>
+          <w:rFonts w:hint="eastAsia"/>
+          <w:lang w:eastAsia="zh-CN"/>
+        </w:rPr>
+        <w:t xml:space="preserve">3.6 </w:t>
+      </w:r>
+      <w:r>
+        <w:t>Security and Privacy Considerations</w:t>
+      </w:r>
+    </w:p>
+    <w:p>
+      <w:r>
+        <w:t>Although this project is designed as a personal investment-research prototype rather than a production financial platform, cybersecurity and privacy remain important design considerations. The system may store personal investment theses, research notes, valuation assumptions, source links, and historical decisions. Unauthorized access, accidental modification, or exposure of this information could reduce the usefulness and trustworthiness of the system.</w:t>
+      </w:r>
+    </w:p>
+    <w:p>
+      <w:pPr>
+        <w:rPr>
+          <w:lang w:eastAsia="zh-CN"/>
+        </w:rPr>
+      </w:pPr>
+      <w:r>
+        <w:lastRenderedPageBreak/>
+        <w:t>The security design will follow a practical risk-based approach appropriate for a one-semester individual project. The goal is not to build an enterprise-grade security platform, but to demonstrate that the application can protect private research data, validate untrusted input, manage external integrations safely, and preserve the integrity of thesis history.</w:t>
+      </w:r>
+    </w:p>
+    <w:p>
+      <w:pPr>
+        <w:pStyle w:val="Heading3"/>
+      </w:pPr>
+      <w:r>
+        <w:t>3.6.1 Data Confidentiality</w:t>
+      </w:r>
+    </w:p>
+    <w:p>
+      <w:r>
+        <w:t>Personal investment research will be treated as private user data. The application will use a restricted single-user access model for Phase 1. If authentication is implemented, passwords will be stored only as secure hashes and will never be saved in plain text. API endpoints that create, modify, or delete information will require authentication and authorization checks.</w:t>
+      </w:r>
+    </w:p>
+    <w:p>
+      <w:r>
+        <w:t>The database will store only the information required for the project, including companies, thesis records, evidence, AI analysis, human decisions, and selected forecast or valuation assumptions. The project will avoid collecting unnecessary personal information. Production financial-account credentials, brokerage credentials, payment information, and trading permissions will not be collected or stored.</w:t>
+      </w:r>
+    </w:p>
+    <w:p>
+      <w:pPr>
+        <w:pStyle w:val="Heading3"/>
+      </w:pPr>
+      <w:r>
+        <w:t>3.6.2 Data Integrity and Traceability</w:t>
+      </w:r>
+    </w:p>
+    <w:p>
+      <w:r>
+        <w:t>Data integrity is especially important because the project is designed to record how and why an investment thesis changes. The system will therefore preserve important thesis versions, event-impact records, human decisions, and assumption changes instead of silently overwriting previous values.</w:t>
+      </w:r>
+    </w:p>
+    <w:p>
+      <w:r>
+        <w:t>Important records will contain timestamps and, where appropriate, identifiers for the related evidence and human review action. This will allow the user to answer questions such as:</w:t>
+      </w:r>
+    </w:p>
+    <w:p>
+      <w:r>
+        <w:t>•</w:t>
+      </w:r>
+      <w:r>
+        <w:tab/>
+        <w:t>What information caused the review?</w:t>
+      </w:r>
+    </w:p>
+    <w:p>
+      <w:r>
+        <w:t>•</w:t>
+      </w:r>
+      <w:r>
+        <w:tab/>
+        <w:t>What did the AI suggest?</w:t>
+      </w:r>
+    </w:p>
+    <w:p>
+      <w:r>
+        <w:t>•</w:t>
+      </w:r>
+      <w:r>
+        <w:tab/>
+        <w:t>What did the human user accept, modify, or reject?</w:t>
+      </w:r>
+    </w:p>
+    <w:p>
+      <w:r>
+        <w:t>•</w:t>
+      </w:r>
+      <w:r>
+        <w:tab/>
+        <w:t>Which thesis or assumption changed?</w:t>
+      </w:r>
+    </w:p>
+    <w:p>
+      <w:r>
+        <w:t>•</w:t>
+      </w:r>
+      <w:r>
+        <w:tab/>
+        <w:t>When did the change occur?</w:t>
+      </w:r>
+    </w:p>
+    <w:p>
+      <w:r>
+        <w:t>This versioned design supports both research traceability and protection against accidental or unauthorized modification.</w:t>
+      </w:r>
+    </w:p>
+    <w:p>
+      <w:pPr>
+        <w:pStyle w:val="Heading3"/>
+      </w:pPr>
+      <w:r>
+        <w:t>3.6.3 Input Validation and Application Security</w:t>
+      </w:r>
+    </w:p>
+    <w:p>
+      <w:r>
+        <w:t>All user-submitted and externally retrieved data will be treated as untrusted input. The backend will validate request formats, required fields, data types, URL formats, and permitted values before storing or processing data. Database operations will use parameterized queries or an ORM-based data-access layer to reduce the risk of injection attacks.</w:t>
+      </w:r>
+    </w:p>
+    <w:p>
+      <w:r>
+        <w:t>The frontend will avoid rendering external evidence or AI-generated content as unrestricted HTML. AI responses and imported research text will be displayed as plain text by default. If rich-text functionality is added later, the content will require sanitization before being displayed in the browser.</w:t>
+      </w:r>
+    </w:p>
+    <w:p>
+      <w:r>
+        <w:t>The application will also limit cross-origin access to the frontend origin where practical. Error responses will avoid exposing database details, API keys, internal file paths, or stack traces to end users.</w:t>
+      </w:r>
+    </w:p>
+    <w:p>
+      <w:pPr>
+        <w:pStyle w:val="Heading3"/>
+      </w:pPr>
+      <w:r>
+        <w:t>3.6.4 External Data and LLM Security</w:t>
+      </w:r>
+    </w:p>
+    <w:p>
+      <w:r>
+        <w:t>The application will use external sources such as public company information, financial-data services, source links, and one selected LLM API. External data and AI-generated analysis will not be treated as automatically trustworthy.</w:t>
+      </w:r>
+    </w:p>
+    <w:p>
+      <w:r>
+        <w:t>Public source content may contain inaccurate information, malicious links, or text that attempts to influence the AI through prompt-injection-like instructions. To reduce this risk, evidence content will be kept conceptually separate from system instructions. The AI will be asked to analyze evidence rather than execute instructions contained within the evidence.</w:t>
+      </w:r>
+    </w:p>
+    <w:p>
+      <w:r>
+        <w:lastRenderedPageBreak/>
+        <w:t>The LLM will be used for research assistance, including summarization, classification, and impact analysis. It will not have permission to directly create or publish an official thesis version. Any material thesis change must be reviewed and explicitly approved by the human user. This human-in-the-loop design reduces the potential impact of hallucinated, incomplete, or misleading AI output.</w:t>
+      </w:r>
+    </w:p>
+    <w:p>
+      <w:pPr>
+        <w:pStyle w:val="Heading3"/>
+      </w:pPr>
+      <w:r>
+        <w:t>3.6.5 API Keys and Repository Security</w:t>
+      </w:r>
+    </w:p>
+    <w:p>
+      <w:r>
+        <w:t>External API keys, database passwords, and other credentials will be stored in environment variables or local development configuration files. They will not be hard-coded in source files and will not be committed to GitHub.</w:t>
+      </w:r>
+    </w:p>
+    <w:p>
+      <w:r>
+        <w:t>The repository will contain configuration examples with placeholder values where necessary, but not live secrets. A  .gitignore  file will be used to exclude environment files and other sensitive local configuration. If a credential is accidentally exposed during development, it will be revoked and replaced immediately.</w:t>
+      </w:r>
+    </w:p>
+    <w:p>
+      <w:r>
+        <w:t>The GitHub repository will be reviewed regularly to ensure that source code, reports, screenshots, and sample data do not expose private credentials or unnecessary personal information.</w:t>
+      </w:r>
+    </w:p>
+    <w:p>
+      <w:pPr>
+        <w:pStyle w:val="Heading3"/>
+      </w:pPr>
+      <w:r>
+        <w:t>3.6.6 Security Limitations</w:t>
+      </w:r>
+    </w:p>
+    <w:p>
+      <w:r>
+        <w:t>The project will not claim to provide production-level security or guarantee protection against all possible attacks. It will not include advanced enterprise identity management, multi-factor authentication, penetration testing, continuous security monitoring, or high-availability deployment.</w:t>
+      </w:r>
+    </w:p>
+    <w:p>
+      <w:pPr>
+        <w:rPr>
+          <w:lang w:eastAsia="zh-CN"/>
+        </w:rPr>
+      </w:pPr>
+      <w:r>
+        <w:t>These features are outside the scope of a one-semester solo project. However, the prototype will demonstrate fundamental security principles that are relevant to its risk profile: least-privilege access, input validation, secret management, safe external-content handling, human approval for high-impact changes, and auditable history.</w:t>
+      </w:r>
+    </w:p>
+    <w:p>
+      <w:pPr>
+        <w:pStyle w:val="Heading2"/>
+        <w:rPr>
+          <w:lang w:eastAsia="zh-CN"/>
+        </w:rPr>
+      </w:pPr>
+      <w:r>
+        <w:rPr>
+          <w:lang w:eastAsia="zh-CN"/>
+        </w:rPr>
+        <w:t>3.7 Security Evaluation</w:t>
+      </w:r>
+    </w:p>
+    <w:p>
+      <w:pPr>
+        <w:rPr>
+          <w:lang w:eastAsia="zh-CN"/>
+        </w:rPr>
+      </w:pPr>
+      <w:r>
+        <w:t>Security will be evaluated through a small set of functional and code-review tests appropriate for the prototype.</w:t>
+      </w:r>
+    </w:p>
+    <w:tbl>
+      <w:tblPr>
+        <w:tblStyle w:val="TableGrid"/>
+        <w:tblW w:w="0" w:type="auto"/>
+        <w:tblLook w:val="04A0" w:firstRow="1" w:lastRow="0" w:firstColumn="1" w:lastColumn="0" w:noHBand="0" w:noVBand="1"/>
+      </w:tblPr>
+      <w:tblGrid>
+        <w:gridCol w:w="2093"/>
+        <w:gridCol w:w="4252"/>
+        <w:gridCol w:w="3951"/>
+      </w:tblGrid>
+      <w:tr>
+        <w:tc>
+          <w:tcPr>
+            <w:tcW w:w="2093" w:type="dxa"/>
+          </w:tcPr>
+          <w:p>
+            <w:pPr>
+              <w:spacing w:after="0"/>
+              <w:rPr>
+                <w:b/>
+                <w:sz w:val="18"/>
+              </w:rPr>
+            </w:pPr>
+            <w:r>
+              <w:rPr>
+                <w:b/>
+                <w:sz w:val="18"/>
+              </w:rPr>
+              <w:t>Security Area</w:t>
+            </w:r>
+          </w:p>
+        </w:tc>
+        <w:tc>
+          <w:tcPr>
+            <w:tcW w:w="4252" w:type="dxa"/>
+          </w:tcPr>
+          <w:p>
+            <w:pPr>
+              <w:spacing w:after="0"/>
+              <w:rPr>
+                <w:b/>
+                <w:sz w:val="18"/>
+              </w:rPr>
+            </w:pPr>
+            <w:r>
+              <w:rPr>
+                <w:b/>
+                <w:sz w:val="18"/>
+              </w:rPr>
+              <w:t>Evaluation Method</w:t>
+            </w:r>
+          </w:p>
+        </w:tc>
+        <w:tc>
+          <w:tcPr>
+            <w:tcW w:w="3951" w:type="dxa"/>
+          </w:tcPr>
+          <w:p>
+            <w:pPr>
+              <w:spacing w:after="0"/>
+              <w:rPr>
+                <w:b/>
+                <w:sz w:val="18"/>
+              </w:rPr>
+            </w:pPr>
+            <w:r>
+              <w:rPr>
+                <w:b/>
+                <w:sz w:val="18"/>
+              </w:rPr>
+              <w:t>Expected Result</w:t>
+            </w:r>
+          </w:p>
+        </w:tc>
+      </w:tr>
+      <w:tr>
+        <w:tc>
+          <w:tcPr>
+            <w:tcW w:w="2093" w:type="dxa"/>
+          </w:tcPr>
+          <w:p>
+            <w:pPr>
+              <w:spacing w:after="0"/>
+              <w:rPr>
+                <w:sz w:val="18"/>
+              </w:rPr>
+            </w:pPr>
+            <w:r>
+              <w:rPr>
+                <w:sz w:val="18"/>
+              </w:rPr>
+              <w:t>Authentication and authorization</w:t>
+            </w:r>
+          </w:p>
+        </w:tc>
+        <w:tc>
+          <w:tcPr>
+            <w:tcW w:w="4252" w:type="dxa"/>
+          </w:tcPr>
+          <w:p>
+            <w:pPr>
+              <w:spacing w:after="0"/>
+              <w:rPr>
+                <w:sz w:val="18"/>
+              </w:rPr>
+            </w:pPr>
+            <w:r>
+              <w:rPr>
+                <w:sz w:val="18"/>
+              </w:rPr>
+              <w:t>Attempt to access protected operations without valid authentication</w:t>
+            </w:r>
+          </w:p>
+        </w:tc>
+        <w:tc>
+          <w:tcPr>
+            <w:tcW w:w="3951" w:type="dxa"/>
+          </w:tcPr>
+          <w:p>
+            <w:pPr>
+              <w:spacing w:after="0"/>
+              <w:rPr>
+                <w:sz w:val="18"/>
+              </w:rPr>
+            </w:pPr>
+            <w:r>
+              <w:rPr>
+                <w:sz w:val="18"/>
+              </w:rPr>
+              <w:t>Unauthorized requests are rejected</w:t>
+            </w:r>
+          </w:p>
+        </w:tc>
+      </w:tr>
+      <w:tr>
+        <w:tc>
+          <w:tcPr>
+            <w:tcW w:w="2093" w:type="dxa"/>
+          </w:tcPr>
+          <w:p>
+            <w:pPr>
+              <w:spacing w:after="0"/>
+              <w:rPr>
+                <w:sz w:val="18"/>
+              </w:rPr>
+            </w:pPr>
+            <w:r>
+              <w:rPr>
+                <w:sz w:val="18"/>
+              </w:rPr>
+              <w:t>Input validation</w:t>
+            </w:r>
+          </w:p>
+        </w:tc>
+        <w:tc>
+          <w:tcPr>
+            <w:tcW w:w="4252" w:type="dxa"/>
+          </w:tcPr>
+          <w:p>
+            <w:pPr>
+              <w:spacing w:after="0"/>
+              <w:rPr>
+                <w:sz w:val="18"/>
+              </w:rPr>
+            </w:pPr>
+            <w:r>
+              <w:rPr>
+                <w:sz w:val="18"/>
+              </w:rPr>
+              <w:t>Submit missing, malformed, oversized, or invalid values</w:t>
+            </w:r>
+          </w:p>
+        </w:tc>
+        <w:tc>
+          <w:tcPr>
+            <w:tcW w:w="3951" w:type="dxa"/>
+          </w:tcPr>
+          <w:p>
+            <w:pPr>
+              <w:spacing w:after="0"/>
+              <w:rPr>
+                <w:sz w:val="18"/>
+              </w:rPr>
+            </w:pPr>
+            <w:r>
+              <w:rPr>
+                <w:sz w:val="18"/>
+              </w:rPr>
+              <w:t>Invalid requests are rejected without corrupting stored data</w:t>
+            </w:r>
+          </w:p>
+        </w:tc>
+      </w:tr>
+      <w:tr>
+        <w:tc>
+          <w:tcPr>
+            <w:tcW w:w="2093" w:type="dxa"/>
+          </w:tcPr>
+          <w:p>
+            <w:pPr>
+              <w:spacing w:after="0"/>
+              <w:rPr>
+                <w:sz w:val="18"/>
+              </w:rPr>
+            </w:pPr>
+            <w:r>
+              <w:rPr>
+                <w:sz w:val="18"/>
+              </w:rPr>
+              <w:t>Database safety</w:t>
+            </w:r>
+          </w:p>
+        </w:tc>
+        <w:tc>
+          <w:tcPr>
+            <w:tcW w:w="4252" w:type="dxa"/>
+          </w:tcPr>
+          <w:p>
+            <w:pPr>
+              <w:spacing w:after="0"/>
+              <w:rPr>
+                <w:sz w:val="18"/>
+              </w:rPr>
+            </w:pPr>
+            <w:r>
+              <w:rPr>
+                <w:sz w:val="18"/>
+              </w:rPr>
+              <w:t>Review database access code and test common malformed inputs</w:t>
+            </w:r>
+          </w:p>
+        </w:tc>
+        <w:tc>
+          <w:tcPr>
+            <w:tcW w:w="3951" w:type="dxa"/>
+          </w:tcPr>
+          <w:p>
+            <w:pPr>
+              <w:spacing w:after="0"/>
+              <w:rPr>
+                <w:sz w:val="18"/>
+              </w:rPr>
+            </w:pPr>
+            <w:r>
+              <w:rPr>
+                <w:sz w:val="18"/>
+              </w:rPr>
+              <w:t>Parameterized queries or ORM protections are used</w:t>
+            </w:r>
+          </w:p>
+        </w:tc>
+      </w:tr>
+      <w:tr>
+        <w:tc>
+          <w:tcPr>
+            <w:tcW w:w="2093" w:type="dxa"/>
+          </w:tcPr>
+          <w:p>
+            <w:pPr>
+              <w:spacing w:after="0"/>
+              <w:rPr>
+                <w:sz w:val="18"/>
+              </w:rPr>
+            </w:pPr>
+            <w:r>
+              <w:rPr>
+                <w:sz w:val="18"/>
+              </w:rPr>
+              <w:t>External content handling</w:t>
+            </w:r>
+          </w:p>
+        </w:tc>
+        <w:tc>
+          <w:tcPr>
+            <w:tcW w:w="4252" w:type="dxa"/>
+          </w:tcPr>
+          <w:p>
+            <w:pPr>
+              <w:spacing w:after="0"/>
+              <w:rPr>
+                <w:sz w:val="18"/>
+              </w:rPr>
+            </w:pPr>
+            <w:r>
+              <w:rPr>
+                <w:sz w:val="18"/>
+              </w:rPr>
+              <w:t>Display source text and AI output containing HTML-like content</w:t>
+            </w:r>
+          </w:p>
+        </w:tc>
+        <w:tc>
+          <w:tcPr>
+            <w:tcW w:w="3951" w:type="dxa"/>
+          </w:tcPr>
+          <w:p>
+            <w:pPr>
+              <w:spacing w:after="0"/>
+              <w:rPr>
+                <w:sz w:val="18"/>
+              </w:rPr>
+            </w:pPr>
+            <w:r>
+              <w:rPr>
+                <w:sz w:val="18"/>
+              </w:rPr>
+              <w:t>Content is displayed safely as text rather than executable HTML</w:t>
+            </w:r>
+          </w:p>
+        </w:tc>
+      </w:tr>
+      <w:tr>
+        <w:tc>
+          <w:tcPr>
+            <w:tcW w:w="2093" w:type="dxa"/>
+          </w:tcPr>
+          <w:p>
+            <w:pPr>
+              <w:spacing w:after="0"/>
+              <w:rPr>
+                <w:sz w:val="18"/>
+              </w:rPr>
+            </w:pPr>
+            <w:r>
+              <w:rPr>
+                <w:sz w:val="18"/>
+              </w:rPr>
+              <w:t>Thesis integrity</w:t>
+            </w:r>
+          </w:p>
+        </w:tc>
+        <w:tc>
+          <w:tcPr>
+            <w:tcW w:w="4252" w:type="dxa"/>
+          </w:tcPr>
+          <w:p>
+            <w:pPr>
+              <w:spacing w:after="0"/>
+              <w:rPr>
+                <w:sz w:val="18"/>
+              </w:rPr>
+            </w:pPr>
+            <w:r>
+              <w:rPr>
+                <w:sz w:val="18"/>
+              </w:rPr>
+              <w:t>Create and update thesis versions through the normal workflow</w:t>
+            </w:r>
+          </w:p>
+        </w:tc>
+        <w:tc>
+          <w:tcPr>
+            <w:tcW w:w="3951" w:type="dxa"/>
+          </w:tcPr>
+          <w:p>
+            <w:pPr>
+              <w:spacing w:after="0"/>
+              <w:rPr>
+                <w:sz w:val="18"/>
+              </w:rPr>
+            </w:pPr>
+            <w:r>
+              <w:rPr>
+                <w:sz w:val="18"/>
+              </w:rPr>
+              <w:t>Previous versions remain available and traceable</w:t>
+            </w:r>
+          </w:p>
+        </w:tc>
+      </w:tr>
+      <w:tr>
+        <w:tc>
+          <w:tcPr>
+            <w:tcW w:w="2093" w:type="dxa"/>
+          </w:tcPr>
+          <w:p>
+            <w:pPr>
+              <w:spacing w:after="0"/>
+              <w:rPr>
+                <w:sz w:val="18"/>
+              </w:rPr>
+            </w:pPr>
+            <w:r>
+              <w:rPr>
+                <w:sz w:val="18"/>
+              </w:rPr>
+              <w:t>Human approval</w:t>
+            </w:r>
+          </w:p>
+        </w:tc>
+        <w:tc>
+          <w:tcPr>
+            <w:tcW w:w="4252" w:type="dxa"/>
+          </w:tcPr>
+          <w:p>
+            <w:pPr>
+              <w:spacing w:after="0"/>
+              <w:rPr>
+                <w:sz w:val="18"/>
+              </w:rPr>
+            </w:pPr>
+            <w:r>
+              <w:rPr>
+                <w:sz w:val="18"/>
+              </w:rPr>
+              <w:t>Attempt to create an official thesis update from AI output alone</w:t>
+            </w:r>
+          </w:p>
+        </w:tc>
+        <w:tc>
+          <w:tcPr>
+            <w:tcW w:w="3951" w:type="dxa"/>
+          </w:tcPr>
+          <w:p>
+            <w:pPr>
+              <w:spacing w:after="0"/>
+              <w:rPr>
+                <w:sz w:val="18"/>
+              </w:rPr>
+            </w:pPr>
+            <w:r>
+              <w:rPr>
+                <w:sz w:val="18"/>
+              </w:rPr>
+              <w:t>The system requires explicit human review</w:t>
+            </w:r>
+          </w:p>
+        </w:tc>
+      </w:tr>
+      <w:tr>
+        <w:tc>
+          <w:tcPr>
+            <w:tcW w:w="2093" w:type="dxa"/>
+          </w:tcPr>
+          <w:p>
+            <w:pPr>
+              <w:spacing w:after="0"/>
+              <w:rPr>
+                <w:sz w:val="18"/>
+              </w:rPr>
+            </w:pPr>
+            <w:r>
+              <w:rPr>
+                <w:sz w:val="18"/>
+              </w:rPr>
+              <w:t>Secret management</w:t>
+            </w:r>
+          </w:p>
+        </w:tc>
+        <w:tc>
+          <w:tcPr>
+            <w:tcW w:w="4252" w:type="dxa"/>
+          </w:tcPr>
+          <w:p>
+            <w:pPr>
+              <w:spacing w:after="0"/>
+              <w:rPr>
+                <w:sz w:val="18"/>
+              </w:rPr>
+            </w:pPr>
+            <w:r>
+              <w:rPr>
+                <w:sz w:val="18"/>
+              </w:rPr>
+              <w:t>Inspect repository and deployment configuration</w:t>
+            </w:r>
+          </w:p>
+        </w:tc>
+        <w:tc>
+          <w:tcPr>
+            <w:tcW w:w="3951" w:type="dxa"/>
+          </w:tcPr>
+          <w:p>
+            <w:pPr>
+              <w:spacing w:after="0"/>
+              <w:rPr>
+                <w:sz w:val="18"/>
+              </w:rPr>
+            </w:pPr>
+            <w:r>
+              <w:rPr>
+                <w:sz w:val="18"/>
+              </w:rPr>
+              <w:t>No live API keys or database passwords are committed</w:t>
+            </w:r>
+          </w:p>
+        </w:tc>
+      </w:tr>
+      <w:tr>
+        <w:tc>
+          <w:tcPr>
+            <w:tcW w:w="2093" w:type="dxa"/>
+          </w:tcPr>
+          <w:p>
+            <w:pPr>
+              <w:spacing w:after="0"/>
+              <w:rPr>
+                <w:sz w:val="18"/>
+              </w:rPr>
+            </w:pPr>
+            <w:r>
+              <w:rPr>
+                <w:sz w:val="18"/>
+              </w:rPr>
+              <w:t>Error handling</w:t>
+            </w:r>
+          </w:p>
+        </w:tc>
+        <w:tc>
+          <w:tcPr>
+            <w:tcW w:w="4252" w:type="dxa"/>
+          </w:tcPr>
+          <w:p>
+            <w:pPr>
+              <w:spacing w:after="0"/>
+              <w:rPr>
+                <w:sz w:val="18"/>
+              </w:rPr>
+            </w:pPr>
+            <w:r>
+              <w:rPr>
+                <w:sz w:val="18"/>
+              </w:rPr>
+              <w:t>Trigger invalid requests and unavailable external services</w:t>
+            </w:r>
+          </w:p>
+        </w:tc>
+        <w:tc>
+          <w:tcPr>
+            <w:tcW w:w="3951" w:type="dxa"/>
+          </w:tcPr>
+          <w:p>
+            <w:pPr>
+              <w:spacing w:after="0"/>
+              <w:rPr>
+                <w:sz w:val="18"/>
+              </w:rPr>
+            </w:pPr>
+            <w:r>
+              <w:rPr>
+                <w:sz w:val="18"/>
+              </w:rPr>
+              <w:t>Error messages do not reveal sensitive implementation details</w:t>
+            </w:r>
+          </w:p>
+        </w:tc>
+      </w:tr>
+    </w:tbl>
+    <w:p>
+      <w:pPr>
+        <w:rPr>
+          <w:lang w:eastAsia="zh-CN"/>
+        </w:rPr>
+      </w:pPr>
+    </w:p>
+    <w:p>
+      <w:r>
+        <w:t>These tests will not establish complete security assurance. Instead, they will provide evidence that the main security risks identified for this personal research application have been considered and addressed at an appropriate level.</w:t>
+      </w:r>
+    </w:p>
+    <w:p>
+      <w:pPr>
+        <w:pStyle w:val="Heading2"/>
+        <w:rPr>
+          <w:lang w:eastAsia="zh-CN"/>
+        </w:rPr>
+      </w:pPr>
+      <w:r>
+        <w:rPr>
+          <w:lang w:eastAsia="zh-CN"/>
+        </w:rPr>
+        <w:t>3.8 Security-Related Project Risks</w:t>
+      </w:r>
+    </w:p>
+    <w:p>
+      <w:pPr>
+        <w:rPr>
+          <w:lang w:eastAsia="zh-CN"/>
+        </w:rPr>
+      </w:pPr>
+      <w:r>
+        <w:t>The following risks will be added to the project risk-management table:</w:t>
+      </w:r>
+    </w:p>
+    <w:tbl>
+      <w:tblPr>
+        <w:tblStyle w:val="TableGrid"/>
+        <w:tblW w:w="0" w:type="auto"/>
+        <w:tblLook w:val="04A0" w:firstRow="1" w:lastRow="0" w:firstColumn="1" w:lastColumn="0" w:noHBand="0" w:noVBand="1"/>
+      </w:tblPr>
+      <w:tblGrid>
+        <w:gridCol w:w="3432"/>
+        <w:gridCol w:w="3432"/>
+        <w:gridCol w:w="3432"/>
+      </w:tblGrid>
+      <w:tr>
+        <w:tc>
+          <w:tcPr>
+            <w:tcW w:w="3432" w:type="dxa"/>
+          </w:tcPr>
+          <w:p>
+            <w:pPr>
+              <w:spacing w:after="0"/>
+              <w:rPr>
+                <w:b/>
+                <w:sz w:val="18"/>
+              </w:rPr>
+            </w:pPr>
+            <w:r>
+              <w:rPr>
+                <w:b/>
+                <w:sz w:val="18"/>
+              </w:rPr>
+              <w:t>Risk</w:t>
+            </w:r>
+          </w:p>
+        </w:tc>
+        <w:tc>
+          <w:tcPr>
+            <w:tcW w:w="3432" w:type="dxa"/>
+          </w:tcPr>
+          <w:p>
+            <w:pPr>
+              <w:spacing w:after="0"/>
+              <w:rPr>
+                <w:b/>
+                <w:sz w:val="18"/>
+              </w:rPr>
+            </w:pPr>
+            <w:r>
+              <w:rPr>
+                <w:b/>
+                <w:sz w:val="18"/>
+              </w:rPr>
+              <w:t>Potential Impact</w:t>
+            </w:r>
+          </w:p>
+        </w:tc>
+        <w:tc>
+          <w:tcPr>
+            <w:tcW w:w="3432" w:type="dxa"/>
+          </w:tcPr>
+          <w:p>
+            <w:pPr>
+              <w:spacing w:after="0"/>
+              <w:rPr>
+                <w:b/>
+                <w:sz w:val="18"/>
+              </w:rPr>
+            </w:pPr>
+            <w:r>
+              <w:rPr>
+                <w:b/>
+                <w:sz w:val="18"/>
+              </w:rPr>
+              <w:t>Mitigation</w:t>
+            </w:r>
+          </w:p>
+        </w:tc>
+      </w:tr>
+      <w:tr>
+        <w:tc>
+          <w:tcPr>
+            <w:tcW w:w="3432" w:type="dxa"/>
+          </w:tcPr>
+          <w:p>
+            <w:pPr>
+              <w:spacing w:after="0"/>
+              <w:rPr>
+                <w:sz w:val="18"/>
+              </w:rPr>
+            </w:pPr>
+            <w:r>
+              <w:rPr>
+                <w:sz w:val="18"/>
+              </w:rPr>
+              <w:t xml:space="preserve">Unauthorized access to personal </w:t>
+            </w:r>
+            <w:r>
+              <w:rPr>
+                <w:sz w:val="18"/>
+              </w:rPr>
+              <w:lastRenderedPageBreak/>
+              <w:t>research data</w:t>
+            </w:r>
+          </w:p>
+        </w:tc>
+        <w:tc>
+          <w:tcPr>
+            <w:tcW w:w="3432" w:type="dxa"/>
+          </w:tcPr>
+          <w:p>
+            <w:pPr>
+              <w:spacing w:after="0"/>
+              <w:rPr>
+                <w:sz w:val="18"/>
+              </w:rPr>
+            </w:pPr>
+            <w:r>
+              <w:rPr>
+                <w:sz w:val="18"/>
+              </w:rPr>
+              <w:lastRenderedPageBreak/>
+              <w:t xml:space="preserve">Private thesis and valuation </w:t>
+            </w:r>
+            <w:r>
+              <w:rPr>
+                <w:sz w:val="18"/>
+              </w:rPr>
+              <w:lastRenderedPageBreak/>
+              <w:t>assumptions may be exposed</w:t>
+            </w:r>
+          </w:p>
+        </w:tc>
+        <w:tc>
+          <w:tcPr>
+            <w:tcW w:w="3432" w:type="dxa"/>
+          </w:tcPr>
+          <w:p>
+            <w:pPr>
+              <w:spacing w:after="0"/>
+              <w:rPr>
+                <w:sz w:val="18"/>
+              </w:rPr>
+            </w:pPr>
+            <w:r>
+              <w:rPr>
+                <w:sz w:val="18"/>
+              </w:rPr>
+              <w:lastRenderedPageBreak/>
+              <w:t xml:space="preserve">Use authentication, authorization, and </w:t>
+            </w:r>
+            <w:r>
+              <w:rPr>
+                <w:sz w:val="18"/>
+              </w:rPr>
+              <w:lastRenderedPageBreak/>
+              <w:t>restricted access</w:t>
+            </w:r>
+          </w:p>
+        </w:tc>
+      </w:tr>
+      <w:tr>
+        <w:tc>
+          <w:tcPr>
+            <w:tcW w:w="3432" w:type="dxa"/>
+          </w:tcPr>
+          <w:p>
+            <w:pPr>
+              <w:spacing w:after="0"/>
+              <w:rPr>
+                <w:sz w:val="18"/>
+              </w:rPr>
+            </w:pPr>
+            <w:r>
+              <w:rPr>
+                <w:sz w:val="18"/>
+              </w:rPr>
+              <w:lastRenderedPageBreak/>
+              <w:t>Malformed or malicious external input</w:t>
+            </w:r>
+          </w:p>
+        </w:tc>
+        <w:tc>
+          <w:tcPr>
+            <w:tcW w:w="3432" w:type="dxa"/>
+          </w:tcPr>
+          <w:p>
+            <w:pPr>
+              <w:spacing w:after="0"/>
+              <w:rPr>
+                <w:sz w:val="18"/>
+              </w:rPr>
+            </w:pPr>
+            <w:r>
+              <w:rPr>
+                <w:sz w:val="18"/>
+              </w:rPr>
+              <w:t>Stored data or browser display may be affected</w:t>
+            </w:r>
+          </w:p>
+        </w:tc>
+        <w:tc>
+          <w:tcPr>
+            <w:tcW w:w="3432" w:type="dxa"/>
+          </w:tcPr>
+          <w:p>
+            <w:pPr>
+              <w:spacing w:after="0"/>
+              <w:rPr>
+                <w:sz w:val="18"/>
+              </w:rPr>
+            </w:pPr>
+            <w:r>
+              <w:rPr>
+                <w:sz w:val="18"/>
+              </w:rPr>
+              <w:t>Validate input and avoid unsafe HTML rendering</w:t>
+            </w:r>
+          </w:p>
+        </w:tc>
+      </w:tr>
+      <w:tr>
+        <w:tc>
+          <w:tcPr>
+            <w:tcW w:w="3432" w:type="dxa"/>
+          </w:tcPr>
+          <w:p>
+            <w:pPr>
+              <w:spacing w:after="0"/>
+              <w:rPr>
+                <w:sz w:val="18"/>
+              </w:rPr>
+            </w:pPr>
+            <w:r>
+              <w:rPr>
+                <w:sz w:val="18"/>
+              </w:rPr>
+              <w:t>AI hallucination or prompt injection</w:t>
+            </w:r>
+          </w:p>
+        </w:tc>
+        <w:tc>
+          <w:tcPr>
+            <w:tcW w:w="3432" w:type="dxa"/>
+          </w:tcPr>
+          <w:p>
+            <w:pPr>
+              <w:spacing w:after="0"/>
+              <w:rPr>
+                <w:sz w:val="18"/>
+              </w:rPr>
+            </w:pPr>
+            <w:r>
+              <w:rPr>
+                <w:sz w:val="18"/>
+              </w:rPr>
+              <w:t>Incorrect analysis may influence the research record</w:t>
+            </w:r>
+          </w:p>
+        </w:tc>
+        <w:tc>
+          <w:tcPr>
+            <w:tcW w:w="3432" w:type="dxa"/>
+          </w:tcPr>
+          <w:p>
+            <w:pPr>
+              <w:spacing w:after="0"/>
+              <w:rPr>
+                <w:sz w:val="18"/>
+              </w:rPr>
+            </w:pPr>
+            <w:r>
+              <w:rPr>
+                <w:sz w:val="18"/>
+              </w:rPr>
+              <w:t>Treat AI as advisory and require human approval</w:t>
+            </w:r>
+          </w:p>
+        </w:tc>
+      </w:tr>
+      <w:tr>
+        <w:tc>
+          <w:tcPr>
+            <w:tcW w:w="3432" w:type="dxa"/>
+          </w:tcPr>
+          <w:p>
+            <w:pPr>
+              <w:spacing w:after="0"/>
+              <w:rPr>
+                <w:sz w:val="18"/>
+              </w:rPr>
+            </w:pPr>
+            <w:r>
+              <w:rPr>
+                <w:sz w:val="18"/>
+              </w:rPr>
+              <w:t>API key or database credential exposure</w:t>
+            </w:r>
+          </w:p>
+        </w:tc>
+        <w:tc>
+          <w:tcPr>
+            <w:tcW w:w="3432" w:type="dxa"/>
+          </w:tcPr>
+          <w:p>
+            <w:pPr>
+              <w:spacing w:after="0"/>
+              <w:rPr>
+                <w:sz w:val="18"/>
+              </w:rPr>
+            </w:pPr>
+            <w:r>
+              <w:rPr>
+                <w:sz w:val="18"/>
+              </w:rPr>
+              <w:t>External services or stored data may be compromised</w:t>
+            </w:r>
+          </w:p>
+        </w:tc>
+        <w:tc>
+          <w:tcPr>
+            <w:tcW w:w="3432" w:type="dxa"/>
+          </w:tcPr>
+          <w:p>
+            <w:pPr>
+              <w:spacing w:after="0"/>
+              <w:rPr>
+                <w:sz w:val="18"/>
+              </w:rPr>
+            </w:pPr>
+            <w:r>
+              <w:rPr>
+                <w:sz w:val="18"/>
+              </w:rPr>
+              <w:t>Use environment variables and exclude secrets from GitHub</w:t>
+            </w:r>
+          </w:p>
+        </w:tc>
+      </w:tr>
+      <w:tr>
+        <w:tc>
+          <w:tcPr>
+            <w:tcW w:w="3432" w:type="dxa"/>
+          </w:tcPr>
+          <w:p>
+            <w:pPr>
+              <w:spacing w:after="0"/>
+              <w:rPr>
+                <w:sz w:val="18"/>
+              </w:rPr>
+            </w:pPr>
+            <w:r>
+              <w:rPr>
+                <w:sz w:val="18"/>
+              </w:rPr>
+              <w:t>Accidental modification of thesis history</w:t>
+            </w:r>
+          </w:p>
+        </w:tc>
+        <w:tc>
+          <w:tcPr>
+            <w:tcW w:w="3432" w:type="dxa"/>
+          </w:tcPr>
+          <w:p>
+            <w:pPr>
+              <w:spacing w:after="0"/>
+              <w:rPr>
+                <w:sz w:val="18"/>
+              </w:rPr>
+            </w:pPr>
+            <w:r>
+              <w:rPr>
+                <w:sz w:val="18"/>
+              </w:rPr>
+              <w:t>Research conclusions may become difficult to audit</w:t>
+            </w:r>
+          </w:p>
+        </w:tc>
+        <w:tc>
+          <w:tcPr>
+            <w:tcW w:w="3432" w:type="dxa"/>
+          </w:tcPr>
+          <w:p>
+            <w:pPr>
+              <w:spacing w:after="0"/>
+              <w:rPr>
+                <w:sz w:val="18"/>
+              </w:rPr>
+            </w:pPr>
+            <w:r>
+              <w:rPr>
+                <w:sz w:val="18"/>
+              </w:rPr>
+              <w:t>Use timestamps, versioning, and append-oriented history</w:t>
+            </w:r>
+          </w:p>
+        </w:tc>
+      </w:tr>
+      <w:tr>
+        <w:tc>
+          <w:tcPr>
+            <w:tcW w:w="3432" w:type="dxa"/>
+          </w:tcPr>
+          <w:p>
+            <w:pPr>
+              <w:spacing w:after="0"/>
+              <w:rPr>
+                <w:sz w:val="18"/>
+              </w:rPr>
+            </w:pPr>
+            <w:r>
+              <w:rPr>
+                <w:sz w:val="18"/>
+              </w:rPr>
+              <w:t>External service failure</w:t>
+            </w:r>
+          </w:p>
+        </w:tc>
+        <w:tc>
+          <w:tcPr>
+            <w:tcW w:w="3432" w:type="dxa"/>
+          </w:tcPr>
+          <w:p>
+            <w:pPr>
+              <w:spacing w:after="0"/>
+              <w:rPr>
+                <w:sz w:val="18"/>
+              </w:rPr>
+            </w:pPr>
+            <w:r>
+              <w:rPr>
+                <w:sz w:val="18"/>
+              </w:rPr>
+              <w:t>Data import or AI analysis may be unavailable</w:t>
+            </w:r>
+          </w:p>
+        </w:tc>
+        <w:tc>
+          <w:tcPr>
+            <w:tcW w:w="3432" w:type="dxa"/>
+          </w:tcPr>
+          <w:p>
+            <w:pPr>
+              <w:spacing w:after="0"/>
+              <w:rPr>
+                <w:sz w:val="18"/>
+              </w:rPr>
+            </w:pPr>
+            <w:r>
+              <w:rPr>
+                <w:sz w:val="18"/>
+              </w:rPr>
+              <w:t>Provide manual evidence entry and graceful error handling</w:t>
+            </w:r>
+          </w:p>
+        </w:tc>
+      </w:tr>
+    </w:tbl>
+    <w:p>
+      <w:pPr>
+        <w:rPr>
+          <w:lang w:eastAsia="zh-CN"/>
+        </w:rPr>
+      </w:pPr>
+    </w:p>
+    <w:p>
+      <w:r>
+        <w:t>Security is included as a supporting non-functional requirement rather than as the primary research topic. The project will implement practical controls for a personal research application, including restricted access, input validation, safe handling of external and AI-generated content, secret management, and versioned thesis history. Advanced enterprise security features such as multi-factor authentication, penetration testing, continuous monitoring, and production-scale deployment are outside the scope of Phase 1.</w:t>
+      </w:r>
       <w:r>
         <w:br w:type="page"/>
       </w:r>
@@ -2413,10 +3701,206 @@
           </w:p>
         </w:tc>
       </w:tr>
+      <w:tr>
+        <w:trPr>
+          <w:cantSplit/>
+          <w:jc w:val="center"/>
+        </w:trPr>
+        <w:tc>
+          <w:tcPr>
+            <w:tcW w:w="2835" w:type="dxa"/>
+            <w:vAlign w:val="center"/>
+          </w:tcPr>
+          <w:p>
+            <w:pPr>
+              <w:spacing w:after="0"/>
+              <w:rPr>
+                <w:sz w:val="18"/>
+              </w:rPr>
+            </w:pPr>
+            <w:r>
+              <w:rPr>
+                <w:sz w:val="18"/>
+              </w:rPr>
+              <w:t>Unauthorized access to personal research data</w:t>
+            </w:r>
+          </w:p>
+        </w:tc>
+        <w:tc>
+          <w:tcPr>
+            <w:tcW w:w="7245" w:type="dxa"/>
+            <w:vAlign w:val="center"/>
+          </w:tcPr>
+          <w:p>
+            <w:pPr>
+              <w:spacing w:after="0"/>
+              <w:rPr>
+                <w:sz w:val="18"/>
+                <w:lang w:eastAsia="zh-CN"/>
+              </w:rPr>
+            </w:pPr>
+            <w:r>
+              <w:rPr>
+                <w:sz w:val="18"/>
+              </w:rPr>
+              <w:t>Use single-user authentication, password hashing, and restricted API access.</w:t>
+            </w:r>
+          </w:p>
+        </w:tc>
+      </w:tr>
+      <w:tr>
+        <w:trPr>
+          <w:cantSplit/>
+          <w:jc w:val="center"/>
+        </w:trPr>
+        <w:tc>
+          <w:tcPr>
+            <w:tcW w:w="2835" w:type="dxa"/>
+            <w:vAlign w:val="center"/>
+          </w:tcPr>
+          <w:p>
+            <w:pPr>
+              <w:spacing w:after="0"/>
+              <w:rPr>
+                <w:sz w:val="18"/>
+              </w:rPr>
+            </w:pPr>
+            <w:r>
+              <w:rPr>
+                <w:sz w:val="18"/>
+              </w:rPr>
+              <w:t>Malicious or malformed external input</w:t>
+            </w:r>
+          </w:p>
+        </w:tc>
+        <w:tc>
+          <w:tcPr>
+            <w:tcW w:w="7245" w:type="dxa"/>
+            <w:vAlign w:val="center"/>
+          </w:tcPr>
+          <w:p>
+            <w:pPr>
+              <w:spacing w:after="0"/>
+              <w:rPr>
+                <w:sz w:val="18"/>
+              </w:rPr>
+            </w:pPr>
+            <w:r>
+              <w:rPr>
+                <w:sz w:val="18"/>
+              </w:rPr>
+              <w:t>Validate all inputs on the server and avoid unsafe HTML rendering.</w:t>
+            </w:r>
+          </w:p>
+        </w:tc>
+      </w:tr>
+      <w:tr>
+        <w:trPr>
+          <w:cantSplit/>
+          <w:jc w:val="center"/>
+        </w:trPr>
+        <w:tc>
+          <w:tcPr>
+            <w:tcW w:w="2835" w:type="dxa"/>
+            <w:vAlign w:val="center"/>
+          </w:tcPr>
+          <w:p>
+            <w:pPr>
+              <w:spacing w:after="0"/>
+              <w:rPr>
+                <w:sz w:val="18"/>
+              </w:rPr>
+            </w:pPr>
+            <w:r>
+              <w:rPr>
+                <w:sz w:val="18"/>
+              </w:rPr>
+              <w:t>AI hallucination or prompt-injection-like behavior</w:t>
+            </w:r>
+          </w:p>
+        </w:tc>
+        <w:tc>
+          <w:tcPr>
+            <w:tcW w:w="7245" w:type="dxa"/>
+            <w:vAlign w:val="center"/>
+          </w:tcPr>
+          <w:p>
+            <w:pPr>
+              <w:spacing w:after="0"/>
+              <w:rPr>
+                <w:sz w:val="18"/>
+              </w:rPr>
+            </w:pPr>
+            <w:r>
+              <w:rPr>
+                <w:sz w:val="18"/>
+              </w:rPr>
+              <w:t>Keep source links, separate evidence from instructions, and require human approval.</w:t>
+            </w:r>
+          </w:p>
+        </w:tc>
+      </w:tr>
+      <w:tr>
+        <w:trPr>
+          <w:cantSplit/>
+          <w:jc w:val="center"/>
+        </w:trPr>
+        <w:tc>
+          <w:tcPr>
+            <w:tcW w:w="2835" w:type="dxa"/>
+            <w:vAlign w:val="center"/>
+          </w:tcPr>
+          <w:p>
+            <w:pPr>
+              <w:spacing w:after="0"/>
+              <w:rPr>
+                <w:sz w:val="18"/>
+              </w:rPr>
+            </w:pPr>
+            <w:r>
+              <w:rPr>
+                <w:sz w:val="18"/>
+              </w:rPr>
+              <w:t>Secret leakage in development</w:t>
+            </w:r>
+          </w:p>
+        </w:tc>
+        <w:tc>
+          <w:tcPr>
+            <w:tcW w:w="7245" w:type="dxa"/>
+            <w:vAlign w:val="center"/>
+          </w:tcPr>
+          <w:p>
+            <w:pPr>
+              <w:spacing w:after="0"/>
+              <w:rPr>
+                <w:sz w:val="18"/>
+              </w:rPr>
+            </w:pPr>
+            <w:r>
+              <w:rPr>
+                <w:sz w:val="18"/>
+              </w:rPr>
+              <w:t>Store keys in environment variables and exclude secrets from GitHub.</w:t>
+            </w:r>
+          </w:p>
+        </w:tc>
+      </w:tr>
     </w:tbl>
     <w:p>
       <w:pPr>
         <w:spacing w:after="20"/>
+        <w:rPr>
+          <w:lang w:eastAsia="zh-CN"/>
+        </w:rPr>
+      </w:pPr>
+    </w:p>
+    <w:p>
+      <w:pPr>
+        <w:spacing w:after="20"/>
+        <w:rPr>
+          <w:lang w:eastAsia="zh-CN"/>
+        </w:rPr>
       </w:pPr>
     </w:p>
     <w:p>
@@ -4051,17 +5535,16 @@
             <w:pPr>
               <w:spacing w:after="0"/>
               <w:rPr>
+                <w:sz w:val="17"/>
+                <w:lang w:eastAsia="zh-CN"/>
+              </w:rPr>
+            </w:pPr>
+            <w:r>
+              <w:rPr>
                 <w:rFonts w:hint="eastAsia"/>
                 <w:sz w:val="17"/>
                 <w:lang w:eastAsia="zh-CN"/>
               </w:rPr>
-            </w:pPr>
-            <w:r>
-              <w:rPr>
-                <w:rFonts w:hint="eastAsia"/>
-                <w:sz w:val="17"/>
-                <w:lang w:eastAsia="zh-CN"/>
-              </w:rPr>
               <w:t>Perplexity</w:t>
             </w:r>
           </w:p>
@@ -4075,7 +5558,6 @@
             <w:pPr>
               <w:spacing w:after="0"/>
               <w:rPr>
-                <w:rFonts w:hint="eastAsia"/>
                 <w:sz w:val="17"/>
                 <w:lang w:eastAsia="zh-CN"/>
               </w:rPr>
@@ -4140,17 +5622,16 @@
             <w:pPr>
               <w:spacing w:after="0"/>
               <w:rPr>
+                <w:sz w:val="17"/>
+                <w:lang w:eastAsia="zh-CN"/>
+              </w:rPr>
+            </w:pPr>
+            <w:r>
+              <w:rPr>
                 <w:rFonts w:hint="eastAsia"/>
                 <w:sz w:val="17"/>
                 <w:lang w:eastAsia="zh-CN"/>
               </w:rPr>
-            </w:pPr>
-            <w:r>
-              <w:rPr>
-                <w:rFonts w:hint="eastAsia"/>
-                <w:sz w:val="17"/>
-                <w:lang w:eastAsia="zh-CN"/>
-              </w:rPr>
               <w:t>Claude</w:t>
             </w:r>
           </w:p>
@@ -4164,7 +5645,6 @@
             <w:pPr>
               <w:spacing w:after="0"/>
               <w:rPr>
-                <w:rFonts w:hint="eastAsia"/>
                 <w:sz w:val="17"/>
                 <w:lang w:eastAsia="zh-CN"/>
               </w:rPr>
@@ -4346,7 +5826,6 @@
             <w:pPr>
               <w:spacing w:after="0"/>
               <w:rPr>
-                <w:rFonts w:hint="eastAsia"/>
                 <w:lang w:eastAsia="zh-CN"/>
               </w:rPr>
             </w:pPr>
@@ -4409,7 +5888,6 @@
             <w:pPr>
               <w:spacing w:after="0"/>
               <w:rPr>
-                <w:rFonts w:hint="eastAsia"/>
                 <w:lang w:eastAsia="zh-CN"/>
               </w:rPr>
             </w:pPr>
@@ -4472,7 +5950,6 @@
             <w:pPr>
               <w:spacing w:after="0"/>
               <w:rPr>
-                <w:rFonts w:hint="eastAsia"/>
                 <w:lang w:eastAsia="zh-CN"/>
               </w:rPr>
             </w:pPr>
@@ -4535,7 +6012,6 @@
             <w:pPr>
               <w:spacing w:after="0"/>
               <w:rPr>
-                <w:rFonts w:hint="eastAsia"/>
                 <w:lang w:eastAsia="zh-CN"/>
               </w:rPr>
             </w:pPr>
@@ -4598,7 +6074,6 @@
             <w:pPr>
               <w:spacing w:after="0"/>
               <w:rPr>
-                <w:rFonts w:hint="eastAsia"/>
                 <w:lang w:eastAsia="zh-CN"/>
               </w:rPr>
             </w:pPr>
@@ -4661,7 +6136,6 @@
             <w:pPr>
               <w:spacing w:after="0"/>
               <w:rPr>
-                <w:rFonts w:hint="eastAsia"/>
                 <w:lang w:eastAsia="zh-CN"/>
               </w:rPr>
             </w:pPr>
@@ -4724,7 +6198,6 @@
             <w:pPr>
               <w:spacing w:after="0"/>
               <w:rPr>
-                <w:rFonts w:hint="eastAsia"/>
                 <w:lang w:eastAsia="zh-CN"/>
               </w:rPr>
             </w:pPr>
@@ -4787,7 +6260,6 @@
             <w:pPr>
               <w:spacing w:after="0"/>
               <w:rPr>
-                <w:rFonts w:hint="eastAsia"/>
                 <w:lang w:eastAsia="zh-CN"/>
               </w:rPr>
             </w:pPr>
@@ -4850,7 +6322,6 @@
             <w:pPr>
               <w:spacing w:after="0"/>
               <w:rPr>
-                <w:rFonts w:hint="eastAsia"/>
                 <w:lang w:eastAsia="zh-CN"/>
               </w:rPr>
             </w:pPr>
@@ -4913,7 +6384,6 @@
             <w:pPr>
               <w:spacing w:after="0"/>
               <w:rPr>
-                <w:rFonts w:hint="eastAsia"/>
                 <w:lang w:eastAsia="zh-CN"/>
               </w:rPr>
             </w:pPr>
@@ -4954,7 +6424,6 @@
     <w:p>
       <w:pPr>
         <w:rPr>
-          <w:rFonts w:hint="eastAsia"/>
           <w:lang w:val="en-CA" w:eastAsia="zh-CN"/>
         </w:rPr>
       </w:pPr>
@@ -5297,13 +6766,7 @@
               <w:rPr>
                 <w:sz w:val="18"/>
               </w:rPr>
-              <w:t xml:space="preserve"> </w:t>
-            </w:r>
-            <w:r>
-              <w:rPr>
-                <w:sz w:val="18"/>
-              </w:rPr>
-              <w:t>The generated content should automatically interface with feeds on platforms like X, WeChat, and Xueqiu</w:t>
+              <w:t xml:space="preserve"> The generated content should automatically interface with feeds on platforms like X, WeChat, and Xueqiu</w:t>
             </w:r>
             <w:r>
               <w:rPr>
@@ -5361,7 +6824,6 @@
             <w:pPr>
               <w:spacing w:after="0"/>
               <w:rPr>
-                <w:rFonts w:hint="eastAsia"/>
                 <w:lang w:eastAsia="zh-CN"/>
               </w:rPr>
             </w:pPr>
@@ -5660,7 +7122,6 @@
             <w:pPr>
               <w:spacing w:after="0"/>
               <w:rPr>
-                <w:rFonts w:hint="eastAsia"/>
                 <w:sz w:val="18"/>
                 <w:lang w:eastAsia="zh-CN"/>
               </w:rPr>
@@ -5724,7 +7185,6 @@
             <w:pPr>
               <w:spacing w:after="0"/>
               <w:rPr>
-                <w:rFonts w:hint="eastAsia"/>
                 <w:sz w:val="18"/>
                 <w:lang w:eastAsia="zh-CN"/>
               </w:rPr>
@@ -5788,7 +7248,6 @@
             <w:pPr>
               <w:spacing w:after="0"/>
               <w:rPr>
-                <w:rFonts w:hint="eastAsia"/>
                 <w:sz w:val="18"/>
                 <w:lang w:eastAsia="zh-CN"/>
               </w:rPr>
@@ -5916,7 +7375,6 @@
             <w:pPr>
               <w:spacing w:after="0"/>
               <w:rPr>
-                <w:rFonts w:hint="eastAsia"/>
                 <w:sz w:val="18"/>
                 <w:lang w:eastAsia="zh-CN"/>
               </w:rPr>
@@ -6059,7 +7517,6 @@
             <w:pPr>
               <w:spacing w:after="0"/>
               <w:rPr>
-                <w:rFonts w:hint="eastAsia"/>
                 <w:sz w:val="18"/>
                 <w:lang w:eastAsia="zh-CN"/>
               </w:rPr>
@@ -6144,7 +7601,6 @@
             <w:pPr>
               <w:spacing w:after="0"/>
               <w:rPr>
-                <w:rFonts w:hint="eastAsia"/>
                 <w:sz w:val="18"/>
                 <w:lang w:eastAsia="zh-CN"/>
               </w:rPr>
@@ -6334,6 +7790,2055 @@
       </w:pPr>
       <w:r>
         <w:t>Note: The literature review in this proposal is intentionally preliminary. The final report may add or refine sources as implementation and testing progress.</w:t>
+      </w:r>
+    </w:p>
+    <w:p>
+      <w:r>
+        <w:br w:type="page"/>
+      </w:r>
+    </w:p>
+    <w:p>
+      <w:pPr>
+        <w:pStyle w:val="Heading1"/>
+        <w:spacing w:before="160" w:after="80"/>
+      </w:pPr>
+      <w:r>
+        <w:lastRenderedPageBreak/>
+        <w:t>Appendix B. Minimum Viable Product Design</w:t>
+      </w:r>
+    </w:p>
+    <w:p>
+      <w:pPr>
+        <w:spacing w:after="80"/>
+      </w:pPr>
+      <w:r>
+        <w:rPr>
+          <w:sz w:val="20"/>
+        </w:rPr>
+        <w:t>This appendix defines the minimum viable product (MVP) for the Investment Thesis Engine. It translates the proposal into a bounded implementation design for a one-semester, single-user prototype. The MVP is deliberately focused on an evidence-linked personal research workflow, not a financial-data terminal, stock-prediction system, or automated investment adviser.</w:t>
+      </w:r>
+    </w:p>
+    <w:p>
+      <w:pPr>
+        <w:pStyle w:val="Heading2"/>
+        <w:spacing w:before="160" w:after="80"/>
+      </w:pPr>
+      <w:r>
+        <w:rPr>
+          <w:sz w:val="22"/>
+        </w:rPr>
+        <w:t>B.1 Purpose and Design Question</w:t>
+      </w:r>
+    </w:p>
+    <w:p>
+      <w:pPr>
+        <w:spacing w:after="80"/>
+      </w:pPr>
+      <w:r>
+        <w:rPr>
+          <w:sz w:val="20"/>
+        </w:rPr>
+        <w:t>The engine helps an individual investor maintain a structured investment thesis as new public evidence becomes available. Its central design question is: What changed, why did it change, and does the current investment thesis require review?</w:t>
+      </w:r>
+    </w:p>
+    <w:p>
+      <w:pPr>
+        <w:pStyle w:val="Heading2"/>
+        <w:spacing w:before="160" w:after="80"/>
+      </w:pPr>
+      <w:r>
+        <w:rPr>
+          <w:sz w:val="22"/>
+        </w:rPr>
+        <w:t>B.2 Frozen MVP Workflow</w:t>
+      </w:r>
+    </w:p>
+    <w:p>
+      <w:pPr>
+        <w:spacing w:after="80"/>
+      </w:pPr>
+      <w:r>
+        <w:rPr>
+          <w:sz w:val="20"/>
+        </w:rPr>
+        <w:t>The MVP implements one controlled end-to-end workflow. An event may support, weaken, or have no material effect on the thesis. A formal thesis version is created only after explicit human approval of a material change.</w:t>
+      </w:r>
+    </w:p>
+    <w:p>
+      <w:pPr>
+        <w:spacing w:after="120"/>
+        <w:jc w:val="center"/>
+      </w:pPr>
+      <w:r>
+        <w:rPr>
+          <w:b/>
+          <w:sz w:val="18"/>
+        </w:rPr>
+        <w:t>Existing Thesis and Nodes  →  New Evidence/Event  →  AI Impact Draft  →  Human Review  →  Forecast/Valuation Review (if needed)  →  Thesis Version</w:t>
+      </w:r>
+    </w:p>
+    <w:tbl>
+      <w:tblPr>
+        <w:tblStyle w:val="TableGrid"/>
+        <w:tblW w:w="0" w:type="auto"/>
+        <w:jc w:val="center"/>
+        <w:tblLayout w:type="fixed"/>
+        <w:tblLook w:val="04A0" w:firstRow="1" w:lastRow="0" w:firstColumn="1" w:lastColumn="0" w:noHBand="0" w:noVBand="1"/>
+      </w:tblPr>
+      <w:tblGrid>
+        <w:gridCol w:w="1944"/>
+        <w:gridCol w:w="7920"/>
+      </w:tblGrid>
+      <w:tr>
+        <w:trPr>
+          <w:tblHeader/>
+          <w:jc w:val="center"/>
+        </w:trPr>
+        <w:tc>
+          <w:tcPr>
+            <w:tcW w:w="1944" w:type="dxa"/>
+            <w:tcBorders>
+              <w:top w:val="single" w:sz="4" w:space="0" w:color="D9D9D9"/>
+              <w:left w:val="single" w:sz="4" w:space="0" w:color="D9D9D9"/>
+              <w:bottom w:val="single" w:sz="4" w:space="0" w:color="D9D9D9"/>
+              <w:right w:val="single" w:sz="4" w:space="0" w:color="D9D9D9"/>
+            </w:tcBorders>
+            <w:shd w:val="clear" w:color="auto" w:fill="1F4E78"/>
+            <w:vAlign w:val="center"/>
+          </w:tcPr>
+          <w:p>
+            <w:pPr>
+              <w:spacing w:after="40"/>
+            </w:pPr>
+            <w:r>
+              <w:rPr>
+                <w:b/>
+                <w:color w:val="FFFFFF"/>
+                <w:sz w:val="17"/>
+              </w:rPr>
+              <w:t>Stage</w:t>
+            </w:r>
+          </w:p>
+        </w:tc>
+        <w:tc>
+          <w:tcPr>
+            <w:tcW w:w="7920" w:type="dxa"/>
+            <w:tcBorders>
+              <w:top w:val="single" w:sz="4" w:space="0" w:color="D9D9D9"/>
+              <w:left w:val="single" w:sz="4" w:space="0" w:color="D9D9D9"/>
+              <w:bottom w:val="single" w:sz="4" w:space="0" w:color="D9D9D9"/>
+              <w:right w:val="single" w:sz="4" w:space="0" w:color="D9D9D9"/>
+            </w:tcBorders>
+            <w:shd w:val="clear" w:color="auto" w:fill="1F4E78"/>
+            <w:vAlign w:val="center"/>
+          </w:tcPr>
+          <w:p>
+            <w:pPr>
+              <w:spacing w:after="40"/>
+            </w:pPr>
+            <w:r>
+              <w:rPr>
+                <w:b/>
+                <w:color w:val="FFFFFF"/>
+                <w:sz w:val="17"/>
+              </w:rPr>
+              <w:t>MVP behaviour</w:t>
+            </w:r>
+          </w:p>
+        </w:tc>
+      </w:tr>
+      <w:tr>
+        <w:trPr>
+          <w:cantSplit/>
+          <w:jc w:val="center"/>
+        </w:trPr>
+        <w:tc>
+          <w:tcPr>
+            <w:tcW w:w="1944" w:type="dxa"/>
+            <w:tcBorders>
+              <w:top w:val="single" w:sz="4" w:space="0" w:color="D9D9D9"/>
+              <w:left w:val="single" w:sz="4" w:space="0" w:color="D9D9D9"/>
+              <w:bottom w:val="single" w:sz="4" w:space="0" w:color="D9D9D9"/>
+              <w:right w:val="single" w:sz="4" w:space="0" w:color="D9D9D9"/>
+            </w:tcBorders>
+            <w:vAlign w:val="center"/>
+          </w:tcPr>
+          <w:p>
+            <w:pPr>
+              <w:spacing w:after="40"/>
+            </w:pPr>
+            <w:r>
+              <w:rPr>
+                <w:sz w:val="17"/>
+              </w:rPr>
+              <w:t>1. Define context</w:t>
+            </w:r>
+          </w:p>
+        </w:tc>
+        <w:tc>
+          <w:tcPr>
+            <w:tcW w:w="7920" w:type="dxa"/>
+            <w:tcBorders>
+              <w:top w:val="single" w:sz="4" w:space="0" w:color="D9D9D9"/>
+              <w:left w:val="single" w:sz="4" w:space="0" w:color="D9D9D9"/>
+              <w:bottom w:val="single" w:sz="4" w:space="0" w:color="D9D9D9"/>
+              <w:right w:val="single" w:sz="4" w:space="0" w:color="D9D9D9"/>
+            </w:tcBorders>
+            <w:vAlign w:val="center"/>
+          </w:tcPr>
+          <w:p>
+            <w:pPr>
+              <w:spacing w:after="40"/>
+            </w:pPr>
+            <w:r>
+              <w:rPr>
+                <w:sz w:val="17"/>
+              </w:rPr>
+              <w:t>Create a company thesis and record its sub-theses, drivers, risks, and selected KPIs.</w:t>
+            </w:r>
+          </w:p>
+        </w:tc>
+      </w:tr>
+      <w:tr>
+        <w:trPr>
+          <w:cantSplit/>
+          <w:jc w:val="center"/>
+        </w:trPr>
+        <w:tc>
+          <w:tcPr>
+            <w:tcW w:w="1944" w:type="dxa"/>
+            <w:tcBorders>
+              <w:top w:val="single" w:sz="4" w:space="0" w:color="D9D9D9"/>
+              <w:left w:val="single" w:sz="4" w:space="0" w:color="D9D9D9"/>
+              <w:bottom w:val="single" w:sz="4" w:space="0" w:color="D9D9D9"/>
+              <w:right w:val="single" w:sz="4" w:space="0" w:color="D9D9D9"/>
+            </w:tcBorders>
+            <w:shd w:val="clear" w:color="auto" w:fill="F2F6FA"/>
+            <w:vAlign w:val="center"/>
+          </w:tcPr>
+          <w:p>
+            <w:pPr>
+              <w:spacing w:after="40"/>
+            </w:pPr>
+            <w:r>
+              <w:rPr>
+                <w:sz w:val="17"/>
+              </w:rPr>
+              <w:t>2. Add evidence</w:t>
+            </w:r>
+          </w:p>
+        </w:tc>
+        <w:tc>
+          <w:tcPr>
+            <w:tcW w:w="7920" w:type="dxa"/>
+            <w:tcBorders>
+              <w:top w:val="single" w:sz="4" w:space="0" w:color="D9D9D9"/>
+              <w:left w:val="single" w:sz="4" w:space="0" w:color="D9D9D9"/>
+              <w:bottom w:val="single" w:sz="4" w:space="0" w:color="D9D9D9"/>
+              <w:right w:val="single" w:sz="4" w:space="0" w:color="D9D9D9"/>
+            </w:tcBorders>
+            <w:shd w:val="clear" w:color="auto" w:fill="F2F6FA"/>
+            <w:vAlign w:val="center"/>
+          </w:tcPr>
+          <w:p>
+            <w:pPr>
+              <w:spacing w:after="40"/>
+            </w:pPr>
+            <w:r>
+              <w:rPr>
+                <w:sz w:val="17"/>
+              </w:rPr>
+              <w:t>Enter a public event manually with title, source URL, date, and text or note.</w:t>
+            </w:r>
+          </w:p>
+        </w:tc>
+      </w:tr>
+      <w:tr>
+        <w:trPr>
+          <w:cantSplit/>
+          <w:jc w:val="center"/>
+        </w:trPr>
+        <w:tc>
+          <w:tcPr>
+            <w:tcW w:w="1944" w:type="dxa"/>
+            <w:tcBorders>
+              <w:top w:val="single" w:sz="4" w:space="0" w:color="D9D9D9"/>
+              <w:left w:val="single" w:sz="4" w:space="0" w:color="D9D9D9"/>
+              <w:bottom w:val="single" w:sz="4" w:space="0" w:color="D9D9D9"/>
+              <w:right w:val="single" w:sz="4" w:space="0" w:color="D9D9D9"/>
+            </w:tcBorders>
+            <w:vAlign w:val="center"/>
+          </w:tcPr>
+          <w:p>
+            <w:pPr>
+              <w:spacing w:after="40"/>
+            </w:pPr>
+            <w:r>
+              <w:rPr>
+                <w:sz w:val="17"/>
+              </w:rPr>
+              <w:t>3. Generate AI draft</w:t>
+            </w:r>
+          </w:p>
+        </w:tc>
+        <w:tc>
+          <w:tcPr>
+            <w:tcW w:w="7920" w:type="dxa"/>
+            <w:tcBorders>
+              <w:top w:val="single" w:sz="4" w:space="0" w:color="D9D9D9"/>
+              <w:left w:val="single" w:sz="4" w:space="0" w:color="D9D9D9"/>
+              <w:bottom w:val="single" w:sz="4" w:space="0" w:color="D9D9D9"/>
+              <w:right w:val="single" w:sz="4" w:space="0" w:color="D9D9D9"/>
+            </w:tcBorders>
+            <w:vAlign w:val="center"/>
+          </w:tcPr>
+          <w:p>
+            <w:pPr>
+              <w:spacing w:after="40"/>
+            </w:pPr>
+            <w:r>
+              <w:rPr>
+                <w:sz w:val="17"/>
+              </w:rPr>
+              <w:t>Request a structured summary, node mapping, impact assessment, confidence, and time horizon.</w:t>
+            </w:r>
+          </w:p>
+        </w:tc>
+      </w:tr>
+      <w:tr>
+        <w:trPr>
+          <w:cantSplit/>
+          <w:jc w:val="center"/>
+        </w:trPr>
+        <w:tc>
+          <w:tcPr>
+            <w:tcW w:w="1944" w:type="dxa"/>
+            <w:tcBorders>
+              <w:top w:val="single" w:sz="4" w:space="0" w:color="D9D9D9"/>
+              <w:left w:val="single" w:sz="4" w:space="0" w:color="D9D9D9"/>
+              <w:bottom w:val="single" w:sz="4" w:space="0" w:color="D9D9D9"/>
+              <w:right w:val="single" w:sz="4" w:space="0" w:color="D9D9D9"/>
+            </w:tcBorders>
+            <w:shd w:val="clear" w:color="auto" w:fill="F2F6FA"/>
+            <w:vAlign w:val="center"/>
+          </w:tcPr>
+          <w:p>
+            <w:pPr>
+              <w:spacing w:after="40"/>
+            </w:pPr>
+            <w:r>
+              <w:rPr>
+                <w:sz w:val="17"/>
+              </w:rPr>
+              <w:t>4. Review</w:t>
+            </w:r>
+          </w:p>
+        </w:tc>
+        <w:tc>
+          <w:tcPr>
+            <w:tcW w:w="7920" w:type="dxa"/>
+            <w:tcBorders>
+              <w:top w:val="single" w:sz="4" w:space="0" w:color="D9D9D9"/>
+              <w:left w:val="single" w:sz="4" w:space="0" w:color="D9D9D9"/>
+              <w:bottom w:val="single" w:sz="4" w:space="0" w:color="D9D9D9"/>
+              <w:right w:val="single" w:sz="4" w:space="0" w:color="D9D9D9"/>
+            </w:tcBorders>
+            <w:shd w:val="clear" w:color="auto" w:fill="F2F6FA"/>
+            <w:vAlign w:val="center"/>
+          </w:tcPr>
+          <w:p>
+            <w:pPr>
+              <w:spacing w:after="40"/>
+            </w:pPr>
+            <w:r>
+              <w:rPr>
+                <w:sz w:val="17"/>
+              </w:rPr>
+              <w:t>The user accepts, edits, or rejects the draft. AI output is advisory and never changes the official thesis by itself.</w:t>
+            </w:r>
+          </w:p>
+        </w:tc>
+      </w:tr>
+      <w:tr>
+        <w:trPr>
+          <w:cantSplit/>
+          <w:jc w:val="center"/>
+        </w:trPr>
+        <w:tc>
+          <w:tcPr>
+            <w:tcW w:w="1944" w:type="dxa"/>
+            <w:tcBorders>
+              <w:top w:val="single" w:sz="4" w:space="0" w:color="D9D9D9"/>
+              <w:left w:val="single" w:sz="4" w:space="0" w:color="D9D9D9"/>
+              <w:bottom w:val="single" w:sz="4" w:space="0" w:color="D9D9D9"/>
+              <w:right w:val="single" w:sz="4" w:space="0" w:color="D9D9D9"/>
+            </w:tcBorders>
+            <w:vAlign w:val="center"/>
+          </w:tcPr>
+          <w:p>
+            <w:pPr>
+              <w:spacing w:after="40"/>
+            </w:pPr>
+            <w:r>
+              <w:rPr>
+                <w:sz w:val="17"/>
+              </w:rPr>
+              <w:t>5. Record change</w:t>
+            </w:r>
+          </w:p>
+        </w:tc>
+        <w:tc>
+          <w:tcPr>
+            <w:tcW w:w="7920" w:type="dxa"/>
+            <w:tcBorders>
+              <w:top w:val="single" w:sz="4" w:space="0" w:color="D9D9D9"/>
+              <w:left w:val="single" w:sz="4" w:space="0" w:color="D9D9D9"/>
+              <w:bottom w:val="single" w:sz="4" w:space="0" w:color="D9D9D9"/>
+              <w:right w:val="single" w:sz="4" w:space="0" w:color="D9D9D9"/>
+            </w:tcBorders>
+            <w:vAlign w:val="center"/>
+          </w:tcPr>
+          <w:p>
+            <w:pPr>
+              <w:spacing w:after="40"/>
+            </w:pPr>
+            <w:r>
+              <w:rPr>
+                <w:sz w:val="17"/>
+              </w:rPr>
+              <w:t>For a material accepted change, save an evidence-linked thesis version and any reviewed assumptions.</w:t>
+            </w:r>
+          </w:p>
+        </w:tc>
+      </w:tr>
+    </w:tbl>
+    <w:p>
+      <w:pPr>
+        <w:spacing w:after="40"/>
+      </w:pPr>
+    </w:p>
+    <w:p>
+      <w:pPr>
+        <w:pStyle w:val="Heading2"/>
+        <w:spacing w:before="160" w:after="80"/>
+      </w:pPr>
+      <w:r>
+        <w:rPr>
+          <w:sz w:val="22"/>
+        </w:rPr>
+        <w:t>B.3 Thesis Structure</w:t>
+      </w:r>
+    </w:p>
+    <w:p>
+      <w:pPr>
+        <w:spacing w:after="80"/>
+      </w:pPr>
+      <w:r>
+        <w:rPr>
+          <w:sz w:val="20"/>
+        </w:rPr>
+        <w:t>A thesis is stored as a structured research model rather than as a single free-text note. This permits a new event to be connected to the specific part of the investment reasoning that it may affect.</w:t>
+      </w:r>
+    </w:p>
+    <w:tbl>
+      <w:tblPr>
+        <w:tblStyle w:val="TableGrid"/>
+        <w:tblW w:w="0" w:type="auto"/>
+        <w:jc w:val="center"/>
+        <w:tblLayout w:type="fixed"/>
+        <w:tblLook w:val="04A0" w:firstRow="1" w:lastRow="0" w:firstColumn="1" w:lastColumn="0" w:noHBand="0" w:noVBand="1"/>
+      </w:tblPr>
+      <w:tblGrid>
+        <w:gridCol w:w="2520"/>
+        <w:gridCol w:w="7344"/>
+      </w:tblGrid>
+      <w:tr>
+        <w:trPr>
+          <w:tblHeader/>
+          <w:jc w:val="center"/>
+        </w:trPr>
+        <w:tc>
+          <w:tcPr>
+            <w:tcW w:w="2520" w:type="dxa"/>
+            <w:tcBorders>
+              <w:top w:val="single" w:sz="4" w:space="0" w:color="D9D9D9"/>
+              <w:left w:val="single" w:sz="4" w:space="0" w:color="D9D9D9"/>
+              <w:bottom w:val="single" w:sz="4" w:space="0" w:color="D9D9D9"/>
+              <w:right w:val="single" w:sz="4" w:space="0" w:color="D9D9D9"/>
+            </w:tcBorders>
+            <w:shd w:val="clear" w:color="auto" w:fill="1F4E78"/>
+            <w:vAlign w:val="center"/>
+          </w:tcPr>
+          <w:p>
+            <w:pPr>
+              <w:spacing w:after="40"/>
+            </w:pPr>
+            <w:r>
+              <w:rPr>
+                <w:b/>
+                <w:color w:val="FFFFFF"/>
+                <w:sz w:val="17"/>
+              </w:rPr>
+              <w:t>Element</w:t>
+            </w:r>
+          </w:p>
+        </w:tc>
+        <w:tc>
+          <w:tcPr>
+            <w:tcW w:w="7344" w:type="dxa"/>
+            <w:tcBorders>
+              <w:top w:val="single" w:sz="4" w:space="0" w:color="D9D9D9"/>
+              <w:left w:val="single" w:sz="4" w:space="0" w:color="D9D9D9"/>
+              <w:bottom w:val="single" w:sz="4" w:space="0" w:color="D9D9D9"/>
+              <w:right w:val="single" w:sz="4" w:space="0" w:color="D9D9D9"/>
+            </w:tcBorders>
+            <w:shd w:val="clear" w:color="auto" w:fill="1F4E78"/>
+            <w:vAlign w:val="center"/>
+          </w:tcPr>
+          <w:p>
+            <w:pPr>
+              <w:spacing w:after="40"/>
+            </w:pPr>
+            <w:r>
+              <w:rPr>
+                <w:b/>
+                <w:color w:val="FFFFFF"/>
+                <w:sz w:val="17"/>
+              </w:rPr>
+              <w:t>Purpose</w:t>
+            </w:r>
+          </w:p>
+        </w:tc>
+      </w:tr>
+      <w:tr>
+        <w:trPr>
+          <w:cantSplit/>
+          <w:jc w:val="center"/>
+        </w:trPr>
+        <w:tc>
+          <w:tcPr>
+            <w:tcW w:w="2520" w:type="dxa"/>
+            <w:tcBorders>
+              <w:top w:val="single" w:sz="4" w:space="0" w:color="D9D9D9"/>
+              <w:left w:val="single" w:sz="4" w:space="0" w:color="D9D9D9"/>
+              <w:bottom w:val="single" w:sz="4" w:space="0" w:color="D9D9D9"/>
+              <w:right w:val="single" w:sz="4" w:space="0" w:color="D9D9D9"/>
+            </w:tcBorders>
+            <w:vAlign w:val="center"/>
+          </w:tcPr>
+          <w:p>
+            <w:pPr>
+              <w:spacing w:after="40"/>
+            </w:pPr>
+            <w:r>
+              <w:rPr>
+                <w:sz w:val="17"/>
+              </w:rPr>
+              <w:t>Overall Thesis</w:t>
+            </w:r>
+          </w:p>
+        </w:tc>
+        <w:tc>
+          <w:tcPr>
+            <w:tcW w:w="7344" w:type="dxa"/>
+            <w:tcBorders>
+              <w:top w:val="single" w:sz="4" w:space="0" w:color="D9D9D9"/>
+              <w:left w:val="single" w:sz="4" w:space="0" w:color="D9D9D9"/>
+              <w:bottom w:val="single" w:sz="4" w:space="0" w:color="D9D9D9"/>
+              <w:right w:val="single" w:sz="4" w:space="0" w:color="D9D9D9"/>
+            </w:tcBorders>
+            <w:vAlign w:val="center"/>
+          </w:tcPr>
+          <w:p>
+            <w:pPr>
+              <w:spacing w:after="40"/>
+            </w:pPr>
+            <w:r>
+              <w:rPr>
+                <w:sz w:val="17"/>
+              </w:rPr>
+              <w:t>The current reason for following the company and the principal investment view.</w:t>
+            </w:r>
+          </w:p>
+        </w:tc>
+      </w:tr>
+      <w:tr>
+        <w:trPr>
+          <w:cantSplit/>
+          <w:jc w:val="center"/>
+        </w:trPr>
+        <w:tc>
+          <w:tcPr>
+            <w:tcW w:w="2520" w:type="dxa"/>
+            <w:tcBorders>
+              <w:top w:val="single" w:sz="4" w:space="0" w:color="D9D9D9"/>
+              <w:left w:val="single" w:sz="4" w:space="0" w:color="D9D9D9"/>
+              <w:bottom w:val="single" w:sz="4" w:space="0" w:color="D9D9D9"/>
+              <w:right w:val="single" w:sz="4" w:space="0" w:color="D9D9D9"/>
+            </w:tcBorders>
+            <w:shd w:val="clear" w:color="auto" w:fill="F2F6FA"/>
+            <w:vAlign w:val="center"/>
+          </w:tcPr>
+          <w:p>
+            <w:pPr>
+              <w:spacing w:after="40"/>
+            </w:pPr>
+            <w:r>
+              <w:rPr>
+                <w:sz w:val="17"/>
+              </w:rPr>
+              <w:t>Sub-Thesis</w:t>
+            </w:r>
+          </w:p>
+        </w:tc>
+        <w:tc>
+          <w:tcPr>
+            <w:tcW w:w="7344" w:type="dxa"/>
+            <w:tcBorders>
+              <w:top w:val="single" w:sz="4" w:space="0" w:color="D9D9D9"/>
+              <w:left w:val="single" w:sz="4" w:space="0" w:color="D9D9D9"/>
+              <w:bottom w:val="single" w:sz="4" w:space="0" w:color="D9D9D9"/>
+              <w:right w:val="single" w:sz="4" w:space="0" w:color="D9D9D9"/>
+            </w:tcBorders>
+            <w:shd w:val="clear" w:color="auto" w:fill="F2F6FA"/>
+            <w:vAlign w:val="center"/>
+          </w:tcPr>
+          <w:p>
+            <w:pPr>
+              <w:spacing w:after="40"/>
+            </w:pPr>
+            <w:r>
+              <w:rPr>
+                <w:sz w:val="17"/>
+              </w:rPr>
+              <w:t>A major business, product, or economic-logic component of the overall thesis.</w:t>
+            </w:r>
+          </w:p>
+        </w:tc>
+      </w:tr>
+      <w:tr>
+        <w:trPr>
+          <w:cantSplit/>
+          <w:jc w:val="center"/>
+        </w:trPr>
+        <w:tc>
+          <w:tcPr>
+            <w:tcW w:w="2520" w:type="dxa"/>
+            <w:tcBorders>
+              <w:top w:val="single" w:sz="4" w:space="0" w:color="D9D9D9"/>
+              <w:left w:val="single" w:sz="4" w:space="0" w:color="D9D9D9"/>
+              <w:bottom w:val="single" w:sz="4" w:space="0" w:color="D9D9D9"/>
+              <w:right w:val="single" w:sz="4" w:space="0" w:color="D9D9D9"/>
+            </w:tcBorders>
+            <w:vAlign w:val="center"/>
+          </w:tcPr>
+          <w:p>
+            <w:pPr>
+              <w:spacing w:after="40"/>
+            </w:pPr>
+            <w:r>
+              <w:rPr>
+                <w:sz w:val="17"/>
+              </w:rPr>
+              <w:t>Driver</w:t>
+            </w:r>
+          </w:p>
+        </w:tc>
+        <w:tc>
+          <w:tcPr>
+            <w:tcW w:w="7344" w:type="dxa"/>
+            <w:tcBorders>
+              <w:top w:val="single" w:sz="4" w:space="0" w:color="D9D9D9"/>
+              <w:left w:val="single" w:sz="4" w:space="0" w:color="D9D9D9"/>
+              <w:bottom w:val="single" w:sz="4" w:space="0" w:color="D9D9D9"/>
+              <w:right w:val="single" w:sz="4" w:space="0" w:color="D9D9D9"/>
+            </w:tcBorders>
+            <w:vAlign w:val="center"/>
+          </w:tcPr>
+          <w:p>
+            <w:pPr>
+              <w:spacing w:after="40"/>
+            </w:pPr>
+            <w:r>
+              <w:rPr>
+                <w:sz w:val="17"/>
+              </w:rPr>
+              <w:t>A factor expected to support business performance or value creation.</w:t>
+            </w:r>
+          </w:p>
+        </w:tc>
+      </w:tr>
+      <w:tr>
+        <w:trPr>
+          <w:cantSplit/>
+          <w:jc w:val="center"/>
+        </w:trPr>
+        <w:tc>
+          <w:tcPr>
+            <w:tcW w:w="2520" w:type="dxa"/>
+            <w:tcBorders>
+              <w:top w:val="single" w:sz="4" w:space="0" w:color="D9D9D9"/>
+              <w:left w:val="single" w:sz="4" w:space="0" w:color="D9D9D9"/>
+              <w:bottom w:val="single" w:sz="4" w:space="0" w:color="D9D9D9"/>
+              <w:right w:val="single" w:sz="4" w:space="0" w:color="D9D9D9"/>
+            </w:tcBorders>
+            <w:shd w:val="clear" w:color="auto" w:fill="F2F6FA"/>
+            <w:vAlign w:val="center"/>
+          </w:tcPr>
+          <w:p>
+            <w:pPr>
+              <w:spacing w:after="40"/>
+            </w:pPr>
+            <w:r>
+              <w:rPr>
+                <w:sz w:val="17"/>
+              </w:rPr>
+              <w:t>KPI</w:t>
+            </w:r>
+          </w:p>
+        </w:tc>
+        <w:tc>
+          <w:tcPr>
+            <w:tcW w:w="7344" w:type="dxa"/>
+            <w:tcBorders>
+              <w:top w:val="single" w:sz="4" w:space="0" w:color="D9D9D9"/>
+              <w:left w:val="single" w:sz="4" w:space="0" w:color="D9D9D9"/>
+              <w:bottom w:val="single" w:sz="4" w:space="0" w:color="D9D9D9"/>
+              <w:right w:val="single" w:sz="4" w:space="0" w:color="D9D9D9"/>
+            </w:tcBorders>
+            <w:shd w:val="clear" w:color="auto" w:fill="F2F6FA"/>
+            <w:vAlign w:val="center"/>
+          </w:tcPr>
+          <w:p>
+            <w:pPr>
+              <w:spacing w:after="40"/>
+            </w:pPr>
+            <w:r>
+              <w:rPr>
+                <w:sz w:val="17"/>
+              </w:rPr>
+              <w:t>An observable metric used to monitor whether a driver is developing as expected.</w:t>
+            </w:r>
+          </w:p>
+        </w:tc>
+      </w:tr>
+      <w:tr>
+        <w:trPr>
+          <w:cantSplit/>
+          <w:jc w:val="center"/>
+        </w:trPr>
+        <w:tc>
+          <w:tcPr>
+            <w:tcW w:w="2520" w:type="dxa"/>
+            <w:tcBorders>
+              <w:top w:val="single" w:sz="4" w:space="0" w:color="D9D9D9"/>
+              <w:left w:val="single" w:sz="4" w:space="0" w:color="D9D9D9"/>
+              <w:bottom w:val="single" w:sz="4" w:space="0" w:color="D9D9D9"/>
+              <w:right w:val="single" w:sz="4" w:space="0" w:color="D9D9D9"/>
+            </w:tcBorders>
+            <w:vAlign w:val="center"/>
+          </w:tcPr>
+          <w:p>
+            <w:pPr>
+              <w:spacing w:after="40"/>
+            </w:pPr>
+            <w:r>
+              <w:rPr>
+                <w:sz w:val="17"/>
+              </w:rPr>
+              <w:t>Risk</w:t>
+            </w:r>
+          </w:p>
+        </w:tc>
+        <w:tc>
+          <w:tcPr>
+            <w:tcW w:w="7344" w:type="dxa"/>
+            <w:tcBorders>
+              <w:top w:val="single" w:sz="4" w:space="0" w:color="D9D9D9"/>
+              <w:left w:val="single" w:sz="4" w:space="0" w:color="D9D9D9"/>
+              <w:bottom w:val="single" w:sz="4" w:space="0" w:color="D9D9D9"/>
+              <w:right w:val="single" w:sz="4" w:space="0" w:color="D9D9D9"/>
+            </w:tcBorders>
+            <w:vAlign w:val="center"/>
+          </w:tcPr>
+          <w:p>
+            <w:pPr>
+              <w:spacing w:after="40"/>
+            </w:pPr>
+            <w:r>
+              <w:rPr>
+                <w:sz w:val="17"/>
+              </w:rPr>
+              <w:t>A condition or event that may weaken or invalidate the thesis.</w:t>
+            </w:r>
+          </w:p>
+        </w:tc>
+      </w:tr>
+      <w:tr>
+        <w:trPr>
+          <w:cantSplit/>
+          <w:jc w:val="center"/>
+        </w:trPr>
+        <w:tc>
+          <w:tcPr>
+            <w:tcW w:w="2520" w:type="dxa"/>
+            <w:tcBorders>
+              <w:top w:val="single" w:sz="4" w:space="0" w:color="D9D9D9"/>
+              <w:left w:val="single" w:sz="4" w:space="0" w:color="D9D9D9"/>
+              <w:bottom w:val="single" w:sz="4" w:space="0" w:color="D9D9D9"/>
+              <w:right w:val="single" w:sz="4" w:space="0" w:color="D9D9D9"/>
+            </w:tcBorders>
+            <w:shd w:val="clear" w:color="auto" w:fill="F2F6FA"/>
+            <w:vAlign w:val="center"/>
+          </w:tcPr>
+          <w:p>
+            <w:pPr>
+              <w:spacing w:after="40"/>
+            </w:pPr>
+            <w:r>
+              <w:rPr>
+                <w:sz w:val="17"/>
+              </w:rPr>
+              <w:t>Forecast/Valuation Assumption</w:t>
+            </w:r>
+          </w:p>
+        </w:tc>
+        <w:tc>
+          <w:tcPr>
+            <w:tcW w:w="7344" w:type="dxa"/>
+            <w:tcBorders>
+              <w:top w:val="single" w:sz="4" w:space="0" w:color="D9D9D9"/>
+              <w:left w:val="single" w:sz="4" w:space="0" w:color="D9D9D9"/>
+              <w:bottom w:val="single" w:sz="4" w:space="0" w:color="D9D9D9"/>
+              <w:right w:val="single" w:sz="4" w:space="0" w:color="D9D9D9"/>
+            </w:tcBorders>
+            <w:shd w:val="clear" w:color="auto" w:fill="F2F6FA"/>
+            <w:vAlign w:val="center"/>
+          </w:tcPr>
+          <w:p>
+            <w:pPr>
+              <w:spacing w:after="40"/>
+            </w:pPr>
+            <w:r>
+              <w:rPr>
+                <w:sz w:val="17"/>
+              </w:rPr>
+              <w:t>A selected personal assumption, such as revenue growth, EPS, margin, or an approved valuation multiple.</w:t>
+            </w:r>
+          </w:p>
+        </w:tc>
+      </w:tr>
+    </w:tbl>
+    <w:p>
+      <w:pPr>
+        <w:spacing w:after="40"/>
+      </w:pPr>
+    </w:p>
+    <w:p>
+      <w:pPr>
+        <w:pStyle w:val="Heading2"/>
+        <w:spacing w:before="160" w:after="80"/>
+      </w:pPr>
+      <w:r>
+        <w:rPr>
+          <w:sz w:val="22"/>
+        </w:rPr>
+        <w:t>B.4 Responsibilities and Guardrails</w:t>
+      </w:r>
+    </w:p>
+    <w:tbl>
+      <w:tblPr>
+        <w:tblStyle w:val="TableGrid"/>
+        <w:tblW w:w="0" w:type="auto"/>
+        <w:jc w:val="center"/>
+        <w:tblLayout w:type="fixed"/>
+        <w:tblLook w:val="04A0" w:firstRow="1" w:lastRow="0" w:firstColumn="1" w:lastColumn="0" w:noHBand="0" w:noVBand="1"/>
+      </w:tblPr>
+      <w:tblGrid>
+        <w:gridCol w:w="1168"/>
+        <w:gridCol w:w="5103"/>
+        <w:gridCol w:w="3593"/>
+      </w:tblGrid>
+      <w:tr>
+        <w:trPr>
+          <w:tblHeader/>
+          <w:jc w:val="center"/>
+        </w:trPr>
+        <w:tc>
+          <w:tcPr>
+            <w:tcW w:w="1168" w:type="dxa"/>
+            <w:tcBorders>
+              <w:top w:val="single" w:sz="4" w:space="0" w:color="D9D9D9"/>
+              <w:left w:val="single" w:sz="4" w:space="0" w:color="D9D9D9"/>
+              <w:bottom w:val="single" w:sz="4" w:space="0" w:color="D9D9D9"/>
+              <w:right w:val="single" w:sz="4" w:space="0" w:color="D9D9D9"/>
+            </w:tcBorders>
+            <w:shd w:val="clear" w:color="auto" w:fill="1F4E78"/>
+            <w:vAlign w:val="center"/>
+          </w:tcPr>
+          <w:p>
+            <w:pPr>
+              <w:spacing w:after="40"/>
+            </w:pPr>
+            <w:r>
+              <w:rPr>
+                <w:b/>
+                <w:color w:val="FFFFFF"/>
+                <w:sz w:val="17"/>
+              </w:rPr>
+              <w:t>Actor</w:t>
+            </w:r>
+          </w:p>
+        </w:tc>
+        <w:tc>
+          <w:tcPr>
+            <w:tcW w:w="5103" w:type="dxa"/>
+            <w:tcBorders>
+              <w:top w:val="single" w:sz="4" w:space="0" w:color="D9D9D9"/>
+              <w:left w:val="single" w:sz="4" w:space="0" w:color="D9D9D9"/>
+              <w:bottom w:val="single" w:sz="4" w:space="0" w:color="D9D9D9"/>
+              <w:right w:val="single" w:sz="4" w:space="0" w:color="D9D9D9"/>
+            </w:tcBorders>
+            <w:shd w:val="clear" w:color="auto" w:fill="1F4E78"/>
+            <w:vAlign w:val="center"/>
+          </w:tcPr>
+          <w:p>
+            <w:pPr>
+              <w:spacing w:after="40"/>
+            </w:pPr>
+            <w:r>
+              <w:rPr>
+                <w:b/>
+                <w:color w:val="FFFFFF"/>
+                <w:sz w:val="17"/>
+              </w:rPr>
+              <w:t>Responsibilities</w:t>
+            </w:r>
+          </w:p>
+        </w:tc>
+        <w:tc>
+          <w:tcPr>
+            <w:tcW w:w="3593" w:type="dxa"/>
+            <w:tcBorders>
+              <w:top w:val="single" w:sz="4" w:space="0" w:color="D9D9D9"/>
+              <w:left w:val="single" w:sz="4" w:space="0" w:color="D9D9D9"/>
+              <w:bottom w:val="single" w:sz="4" w:space="0" w:color="D9D9D9"/>
+              <w:right w:val="single" w:sz="4" w:space="0" w:color="D9D9D9"/>
+            </w:tcBorders>
+            <w:shd w:val="clear" w:color="auto" w:fill="1F4E78"/>
+            <w:vAlign w:val="center"/>
+          </w:tcPr>
+          <w:p>
+            <w:pPr>
+              <w:spacing w:after="40"/>
+            </w:pPr>
+            <w:r>
+              <w:rPr>
+                <w:b/>
+                <w:color w:val="FFFFFF"/>
+                <w:sz w:val="17"/>
+              </w:rPr>
+              <w:t>Not permitted in the MVP</w:t>
+            </w:r>
+          </w:p>
+        </w:tc>
+      </w:tr>
+      <w:tr>
+        <w:trPr>
+          <w:cantSplit/>
+          <w:jc w:val="center"/>
+        </w:trPr>
+        <w:tc>
+          <w:tcPr>
+            <w:tcW w:w="1168" w:type="dxa"/>
+            <w:tcBorders>
+              <w:top w:val="single" w:sz="4" w:space="0" w:color="D9D9D9"/>
+              <w:left w:val="single" w:sz="4" w:space="0" w:color="D9D9D9"/>
+              <w:bottom w:val="single" w:sz="4" w:space="0" w:color="D9D9D9"/>
+              <w:right w:val="single" w:sz="4" w:space="0" w:color="D9D9D9"/>
+            </w:tcBorders>
+            <w:vAlign w:val="center"/>
+          </w:tcPr>
+          <w:p>
+            <w:pPr>
+              <w:spacing w:after="40"/>
+            </w:pPr>
+            <w:r>
+              <w:rPr>
+                <w:sz w:val="17"/>
+              </w:rPr>
+              <w:t>AI</w:t>
+            </w:r>
+          </w:p>
+        </w:tc>
+        <w:tc>
+          <w:tcPr>
+            <w:tcW w:w="5103" w:type="dxa"/>
+            <w:tcBorders>
+              <w:top w:val="single" w:sz="4" w:space="0" w:color="D9D9D9"/>
+              <w:left w:val="single" w:sz="4" w:space="0" w:color="D9D9D9"/>
+              <w:bottom w:val="single" w:sz="4" w:space="0" w:color="D9D9D9"/>
+              <w:right w:val="single" w:sz="4" w:space="0" w:color="D9D9D9"/>
+            </w:tcBorders>
+            <w:vAlign w:val="center"/>
+          </w:tcPr>
+          <w:p>
+            <w:pPr>
+              <w:spacing w:after="40"/>
+            </w:pPr>
+            <w:r>
+              <w:rPr>
+                <w:sz w:val="17"/>
+              </w:rPr>
+              <w:t>Summarize evidence; classify the event; suggest affected nodes, impact, magnitude, confidence, and reasoning.</w:t>
+            </w:r>
+          </w:p>
+        </w:tc>
+        <w:tc>
+          <w:tcPr>
+            <w:tcW w:w="3593" w:type="dxa"/>
+            <w:tcBorders>
+              <w:top w:val="single" w:sz="4" w:space="0" w:color="D9D9D9"/>
+              <w:left w:val="single" w:sz="4" w:space="0" w:color="D9D9D9"/>
+              <w:bottom w:val="single" w:sz="4" w:space="0" w:color="D9D9D9"/>
+              <w:right w:val="single" w:sz="4" w:space="0" w:color="D9D9D9"/>
+            </w:tcBorders>
+            <w:vAlign w:val="center"/>
+          </w:tcPr>
+          <w:p>
+            <w:pPr>
+              <w:spacing w:after="40"/>
+            </w:pPr>
+            <w:r>
+              <w:rPr>
+                <w:sz w:val="17"/>
+              </w:rPr>
+              <w:t>Make investment decisions or publish an official thesis version.</w:t>
+            </w:r>
+          </w:p>
+        </w:tc>
+      </w:tr>
+      <w:tr>
+        <w:trPr>
+          <w:cantSplit/>
+          <w:jc w:val="center"/>
+        </w:trPr>
+        <w:tc>
+          <w:tcPr>
+            <w:tcW w:w="1168" w:type="dxa"/>
+            <w:tcBorders>
+              <w:top w:val="single" w:sz="4" w:space="0" w:color="D9D9D9"/>
+              <w:left w:val="single" w:sz="4" w:space="0" w:color="D9D9D9"/>
+              <w:bottom w:val="single" w:sz="4" w:space="0" w:color="D9D9D9"/>
+              <w:right w:val="single" w:sz="4" w:space="0" w:color="D9D9D9"/>
+            </w:tcBorders>
+            <w:shd w:val="clear" w:color="auto" w:fill="F2F6FA"/>
+            <w:vAlign w:val="center"/>
+          </w:tcPr>
+          <w:p>
+            <w:pPr>
+              <w:spacing w:after="40"/>
+            </w:pPr>
+            <w:r>
+              <w:rPr>
+                <w:sz w:val="17"/>
+              </w:rPr>
+              <w:t>Application</w:t>
+            </w:r>
+          </w:p>
+        </w:tc>
+        <w:tc>
+          <w:tcPr>
+            <w:tcW w:w="5103" w:type="dxa"/>
+            <w:tcBorders>
+              <w:top w:val="single" w:sz="4" w:space="0" w:color="D9D9D9"/>
+              <w:left w:val="single" w:sz="4" w:space="0" w:color="D9D9D9"/>
+              <w:bottom w:val="single" w:sz="4" w:space="0" w:color="D9D9D9"/>
+              <w:right w:val="single" w:sz="4" w:space="0" w:color="D9D9D9"/>
+            </w:tcBorders>
+            <w:shd w:val="clear" w:color="auto" w:fill="F2F6FA"/>
+            <w:vAlign w:val="center"/>
+          </w:tcPr>
+          <w:p>
+            <w:pPr>
+              <w:spacing w:after="40"/>
+            </w:pPr>
+            <w:r>
+              <w:rPr>
+                <w:sz w:val="17"/>
+              </w:rPr>
+              <w:t>Store records; validate input; keep timestamps and history; calculate deterministic values; preserve before/after differences.</w:t>
+            </w:r>
+          </w:p>
+        </w:tc>
+        <w:tc>
+          <w:tcPr>
+            <w:tcW w:w="3593" w:type="dxa"/>
+            <w:tcBorders>
+              <w:top w:val="single" w:sz="4" w:space="0" w:color="D9D9D9"/>
+              <w:left w:val="single" w:sz="4" w:space="0" w:color="D9D9D9"/>
+              <w:bottom w:val="single" w:sz="4" w:space="0" w:color="D9D9D9"/>
+              <w:right w:val="single" w:sz="4" w:space="0" w:color="D9D9D9"/>
+            </w:tcBorders>
+            <w:shd w:val="clear" w:color="auto" w:fill="F2F6FA"/>
+            <w:vAlign w:val="center"/>
+          </w:tcPr>
+          <w:p>
+            <w:pPr>
+              <w:spacing w:after="40"/>
+            </w:pPr>
+            <w:r>
+              <w:rPr>
+                <w:sz w:val="17"/>
+              </w:rPr>
+              <w:t>Determine whether a company is a good investment.</w:t>
+            </w:r>
+          </w:p>
+        </w:tc>
+      </w:tr>
+      <w:tr>
+        <w:trPr>
+          <w:cantSplit/>
+          <w:jc w:val="center"/>
+        </w:trPr>
+        <w:tc>
+          <w:tcPr>
+            <w:tcW w:w="1168" w:type="dxa"/>
+            <w:tcBorders>
+              <w:top w:val="single" w:sz="4" w:space="0" w:color="D9D9D9"/>
+              <w:left w:val="single" w:sz="4" w:space="0" w:color="D9D9D9"/>
+              <w:bottom w:val="single" w:sz="4" w:space="0" w:color="D9D9D9"/>
+              <w:right w:val="single" w:sz="4" w:space="0" w:color="D9D9D9"/>
+            </w:tcBorders>
+            <w:vAlign w:val="center"/>
+          </w:tcPr>
+          <w:p>
+            <w:pPr>
+              <w:spacing w:after="40"/>
+            </w:pPr>
+            <w:r>
+              <w:rPr>
+                <w:sz w:val="17"/>
+              </w:rPr>
+              <w:t>Human user</w:t>
+            </w:r>
+          </w:p>
+        </w:tc>
+        <w:tc>
+          <w:tcPr>
+            <w:tcW w:w="5103" w:type="dxa"/>
+            <w:tcBorders>
+              <w:top w:val="single" w:sz="4" w:space="0" w:color="D9D9D9"/>
+              <w:left w:val="single" w:sz="4" w:space="0" w:color="D9D9D9"/>
+              <w:bottom w:val="single" w:sz="4" w:space="0" w:color="D9D9D9"/>
+              <w:right w:val="single" w:sz="4" w:space="0" w:color="D9D9D9"/>
+            </w:tcBorders>
+            <w:vAlign w:val="center"/>
+          </w:tcPr>
+          <w:p>
+            <w:pPr>
+              <w:spacing w:after="40"/>
+            </w:pPr>
+            <w:r>
+              <w:rPr>
+                <w:sz w:val="17"/>
+              </w:rPr>
+              <w:t>Define the thesis; review AI output; approve or reject changes; own forecast and valuation assumptions.</w:t>
+            </w:r>
+          </w:p>
+        </w:tc>
+        <w:tc>
+          <w:tcPr>
+            <w:tcW w:w="3593" w:type="dxa"/>
+            <w:tcBorders>
+              <w:top w:val="single" w:sz="4" w:space="0" w:color="D9D9D9"/>
+              <w:left w:val="single" w:sz="4" w:space="0" w:color="D9D9D9"/>
+              <w:bottom w:val="single" w:sz="4" w:space="0" w:color="D9D9D9"/>
+              <w:right w:val="single" w:sz="4" w:space="0" w:color="D9D9D9"/>
+            </w:tcBorders>
+            <w:vAlign w:val="center"/>
+          </w:tcPr>
+          <w:p>
+            <w:pPr>
+              <w:spacing w:after="40"/>
+            </w:pPr>
+            <w:r>
+              <w:rPr>
+                <w:sz w:val="17"/>
+              </w:rPr>
+              <w:t>Delegate the final investment decision to the system.</w:t>
+            </w:r>
+          </w:p>
+        </w:tc>
+      </w:tr>
+    </w:tbl>
+    <w:p>
+      <w:pPr>
+        <w:spacing w:after="40"/>
+      </w:pPr>
+    </w:p>
+    <w:p>
+      <w:pPr>
+        <w:pStyle w:val="Heading2"/>
+        <w:spacing w:before="160" w:after="80"/>
+      </w:pPr>
+      <w:r>
+        <w:rPr>
+          <w:sz w:val="22"/>
+        </w:rPr>
+        <w:t>B.5 Event Impact and State Flow</w:t>
+      </w:r>
+    </w:p>
+    <w:p>
+      <w:pPr>
+        <w:spacing w:after="80"/>
+      </w:pPr>
+      <w:r>
+        <w:rPr>
+          <w:sz w:val="20"/>
+        </w:rPr>
+        <w:t xml:space="preserve">EventImpact is the central linking record. It connects an external event with one or more thesis nodes and preserves both the AI proposal and the human decision. Each impact includes an impact type (Strengthens, </w:t>
+      </w:r>
+      <w:r>
+        <w:rPr>
+          <w:sz w:val="20"/>
+        </w:rPr>
+        <w:lastRenderedPageBreak/>
+        <w:t>Weakens, Mixed, Uncertain, or No Material Change), magnitude (Low, Medium, or High), confidence, time horizon, reasoning, and a link to supporting evidence.</w:t>
+      </w:r>
+    </w:p>
+    <w:tbl>
+      <w:tblPr>
+        <w:tblStyle w:val="TableGrid"/>
+        <w:tblW w:w="0" w:type="auto"/>
+        <w:jc w:val="center"/>
+        <w:tblLayout w:type="fixed"/>
+        <w:tblLook w:val="04A0" w:firstRow="1" w:lastRow="0" w:firstColumn="1" w:lastColumn="0" w:noHBand="0" w:noVBand="1"/>
+      </w:tblPr>
+      <w:tblGrid>
+        <w:gridCol w:w="2232"/>
+        <w:gridCol w:w="7632"/>
+      </w:tblGrid>
+      <w:tr>
+        <w:trPr>
+          <w:tblHeader/>
+          <w:jc w:val="center"/>
+        </w:trPr>
+        <w:tc>
+          <w:tcPr>
+            <w:tcW w:w="2232" w:type="dxa"/>
+            <w:tcBorders>
+              <w:top w:val="single" w:sz="4" w:space="0" w:color="D9D9D9"/>
+              <w:left w:val="single" w:sz="4" w:space="0" w:color="D9D9D9"/>
+              <w:bottom w:val="single" w:sz="4" w:space="0" w:color="D9D9D9"/>
+              <w:right w:val="single" w:sz="4" w:space="0" w:color="D9D9D9"/>
+            </w:tcBorders>
+            <w:shd w:val="clear" w:color="auto" w:fill="1F4E78"/>
+            <w:vAlign w:val="center"/>
+          </w:tcPr>
+          <w:p>
+            <w:pPr>
+              <w:spacing w:after="40"/>
+            </w:pPr>
+            <w:r>
+              <w:rPr>
+                <w:b/>
+                <w:color w:val="FFFFFF"/>
+                <w:sz w:val="17"/>
+              </w:rPr>
+              <w:t>State</w:t>
+            </w:r>
+          </w:p>
+        </w:tc>
+        <w:tc>
+          <w:tcPr>
+            <w:tcW w:w="7632" w:type="dxa"/>
+            <w:tcBorders>
+              <w:top w:val="single" w:sz="4" w:space="0" w:color="D9D9D9"/>
+              <w:left w:val="single" w:sz="4" w:space="0" w:color="D9D9D9"/>
+              <w:bottom w:val="single" w:sz="4" w:space="0" w:color="D9D9D9"/>
+              <w:right w:val="single" w:sz="4" w:space="0" w:color="D9D9D9"/>
+            </w:tcBorders>
+            <w:shd w:val="clear" w:color="auto" w:fill="1F4E78"/>
+            <w:vAlign w:val="center"/>
+          </w:tcPr>
+          <w:p>
+            <w:pPr>
+              <w:spacing w:after="40"/>
+            </w:pPr>
+            <w:r>
+              <w:rPr>
+                <w:b/>
+                <w:color w:val="FFFFFF"/>
+                <w:sz w:val="17"/>
+              </w:rPr>
+              <w:t>Transition rule</w:t>
+            </w:r>
+          </w:p>
+        </w:tc>
+      </w:tr>
+      <w:tr>
+        <w:trPr>
+          <w:cantSplit/>
+          <w:jc w:val="center"/>
+        </w:trPr>
+        <w:tc>
+          <w:tcPr>
+            <w:tcW w:w="2232" w:type="dxa"/>
+            <w:tcBorders>
+              <w:top w:val="single" w:sz="4" w:space="0" w:color="D9D9D9"/>
+              <w:left w:val="single" w:sz="4" w:space="0" w:color="D9D9D9"/>
+              <w:bottom w:val="single" w:sz="4" w:space="0" w:color="D9D9D9"/>
+              <w:right w:val="single" w:sz="4" w:space="0" w:color="D9D9D9"/>
+            </w:tcBorders>
+            <w:vAlign w:val="center"/>
+          </w:tcPr>
+          <w:p>
+            <w:pPr>
+              <w:spacing w:after="40"/>
+            </w:pPr>
+            <w:r>
+              <w:rPr>
+                <w:sz w:val="17"/>
+              </w:rPr>
+              <w:t>New</w:t>
+            </w:r>
+          </w:p>
+        </w:tc>
+        <w:tc>
+          <w:tcPr>
+            <w:tcW w:w="7632" w:type="dxa"/>
+            <w:tcBorders>
+              <w:top w:val="single" w:sz="4" w:space="0" w:color="D9D9D9"/>
+              <w:left w:val="single" w:sz="4" w:space="0" w:color="D9D9D9"/>
+              <w:bottom w:val="single" w:sz="4" w:space="0" w:color="D9D9D9"/>
+              <w:right w:val="single" w:sz="4" w:space="0" w:color="D9D9D9"/>
+            </w:tcBorders>
+            <w:vAlign w:val="center"/>
+          </w:tcPr>
+          <w:p>
+            <w:pPr>
+              <w:spacing w:after="40"/>
+            </w:pPr>
+            <w:r>
+              <w:rPr>
+                <w:sz w:val="17"/>
+              </w:rPr>
+              <w:t>Evidence is saved with source details; no investment conclusion is made.</w:t>
+            </w:r>
+          </w:p>
+        </w:tc>
+      </w:tr>
+      <w:tr>
+        <w:trPr>
+          <w:cantSplit/>
+          <w:jc w:val="center"/>
+        </w:trPr>
+        <w:tc>
+          <w:tcPr>
+            <w:tcW w:w="2232" w:type="dxa"/>
+            <w:tcBorders>
+              <w:top w:val="single" w:sz="4" w:space="0" w:color="D9D9D9"/>
+              <w:left w:val="single" w:sz="4" w:space="0" w:color="D9D9D9"/>
+              <w:bottom w:val="single" w:sz="4" w:space="0" w:color="D9D9D9"/>
+              <w:right w:val="single" w:sz="4" w:space="0" w:color="D9D9D9"/>
+            </w:tcBorders>
+            <w:shd w:val="clear" w:color="auto" w:fill="F2F6FA"/>
+            <w:vAlign w:val="center"/>
+          </w:tcPr>
+          <w:p>
+            <w:pPr>
+              <w:spacing w:after="40"/>
+            </w:pPr>
+            <w:r>
+              <w:rPr>
+                <w:sz w:val="17"/>
+              </w:rPr>
+              <w:t>Classified</w:t>
+            </w:r>
+          </w:p>
+        </w:tc>
+        <w:tc>
+          <w:tcPr>
+            <w:tcW w:w="7632" w:type="dxa"/>
+            <w:tcBorders>
+              <w:top w:val="single" w:sz="4" w:space="0" w:color="D9D9D9"/>
+              <w:left w:val="single" w:sz="4" w:space="0" w:color="D9D9D9"/>
+              <w:bottom w:val="single" w:sz="4" w:space="0" w:color="D9D9D9"/>
+              <w:right w:val="single" w:sz="4" w:space="0" w:color="D9D9D9"/>
+            </w:tcBorders>
+            <w:shd w:val="clear" w:color="auto" w:fill="F2F6FA"/>
+            <w:vAlign w:val="center"/>
+          </w:tcPr>
+          <w:p>
+            <w:pPr>
+              <w:spacing w:after="40"/>
+            </w:pPr>
+            <w:r>
+              <w:rPr>
+                <w:sz w:val="17"/>
+              </w:rPr>
+              <w:t>AI identifies the company and possible related thesis nodes.</w:t>
+            </w:r>
+          </w:p>
+        </w:tc>
+      </w:tr>
+      <w:tr>
+        <w:trPr>
+          <w:cantSplit/>
+          <w:jc w:val="center"/>
+        </w:trPr>
+        <w:tc>
+          <w:tcPr>
+            <w:tcW w:w="2232" w:type="dxa"/>
+            <w:tcBorders>
+              <w:top w:val="single" w:sz="4" w:space="0" w:color="D9D9D9"/>
+              <w:left w:val="single" w:sz="4" w:space="0" w:color="D9D9D9"/>
+              <w:bottom w:val="single" w:sz="4" w:space="0" w:color="D9D9D9"/>
+              <w:right w:val="single" w:sz="4" w:space="0" w:color="D9D9D9"/>
+            </w:tcBorders>
+            <w:vAlign w:val="center"/>
+          </w:tcPr>
+          <w:p>
+            <w:pPr>
+              <w:spacing w:after="40"/>
+            </w:pPr>
+            <w:r>
+              <w:rPr>
+                <w:sz w:val="17"/>
+              </w:rPr>
+              <w:t>Impact analysed</w:t>
+            </w:r>
+          </w:p>
+        </w:tc>
+        <w:tc>
+          <w:tcPr>
+            <w:tcW w:w="7632" w:type="dxa"/>
+            <w:tcBorders>
+              <w:top w:val="single" w:sz="4" w:space="0" w:color="D9D9D9"/>
+              <w:left w:val="single" w:sz="4" w:space="0" w:color="D9D9D9"/>
+              <w:bottom w:val="single" w:sz="4" w:space="0" w:color="D9D9D9"/>
+              <w:right w:val="single" w:sz="4" w:space="0" w:color="D9D9D9"/>
+            </w:tcBorders>
+            <w:vAlign w:val="center"/>
+          </w:tcPr>
+          <w:p>
+            <w:pPr>
+              <w:spacing w:after="40"/>
+            </w:pPr>
+            <w:r>
+              <w:rPr>
+                <w:sz w:val="17"/>
+              </w:rPr>
+              <w:t>AI produces the structured impact draft.</w:t>
+            </w:r>
+          </w:p>
+        </w:tc>
+      </w:tr>
+      <w:tr>
+        <w:trPr>
+          <w:cantSplit/>
+          <w:jc w:val="center"/>
+        </w:trPr>
+        <w:tc>
+          <w:tcPr>
+            <w:tcW w:w="2232" w:type="dxa"/>
+            <w:tcBorders>
+              <w:top w:val="single" w:sz="4" w:space="0" w:color="D9D9D9"/>
+              <w:left w:val="single" w:sz="4" w:space="0" w:color="D9D9D9"/>
+              <w:bottom w:val="single" w:sz="4" w:space="0" w:color="D9D9D9"/>
+              <w:right w:val="single" w:sz="4" w:space="0" w:color="D9D9D9"/>
+            </w:tcBorders>
+            <w:shd w:val="clear" w:color="auto" w:fill="F2F6FA"/>
+            <w:vAlign w:val="center"/>
+          </w:tcPr>
+          <w:p>
+            <w:pPr>
+              <w:spacing w:after="40"/>
+            </w:pPr>
+            <w:r>
+              <w:rPr>
+                <w:sz w:val="17"/>
+              </w:rPr>
+              <w:t>Human review</w:t>
+            </w:r>
+          </w:p>
+        </w:tc>
+        <w:tc>
+          <w:tcPr>
+            <w:tcW w:w="7632" w:type="dxa"/>
+            <w:tcBorders>
+              <w:top w:val="single" w:sz="4" w:space="0" w:color="D9D9D9"/>
+              <w:left w:val="single" w:sz="4" w:space="0" w:color="D9D9D9"/>
+              <w:bottom w:val="single" w:sz="4" w:space="0" w:color="D9D9D9"/>
+              <w:right w:val="single" w:sz="4" w:space="0" w:color="D9D9D9"/>
+            </w:tcBorders>
+            <w:shd w:val="clear" w:color="auto" w:fill="F2F6FA"/>
+            <w:vAlign w:val="center"/>
+          </w:tcPr>
+          <w:p>
+            <w:pPr>
+              <w:spacing w:after="40"/>
+            </w:pPr>
+            <w:r>
+              <w:rPr>
+                <w:sz w:val="17"/>
+              </w:rPr>
+              <w:t>The user accepts, modifies, or rejects the analysis.</w:t>
+            </w:r>
+          </w:p>
+        </w:tc>
+      </w:tr>
+      <w:tr>
+        <w:trPr>
+          <w:cantSplit/>
+          <w:jc w:val="center"/>
+        </w:trPr>
+        <w:tc>
+          <w:tcPr>
+            <w:tcW w:w="2232" w:type="dxa"/>
+            <w:tcBorders>
+              <w:top w:val="single" w:sz="4" w:space="0" w:color="D9D9D9"/>
+              <w:left w:val="single" w:sz="4" w:space="0" w:color="D9D9D9"/>
+              <w:bottom w:val="single" w:sz="4" w:space="0" w:color="D9D9D9"/>
+              <w:right w:val="single" w:sz="4" w:space="0" w:color="D9D9D9"/>
+            </w:tcBorders>
+            <w:vAlign w:val="center"/>
+          </w:tcPr>
+          <w:p>
+            <w:pPr>
+              <w:spacing w:after="40"/>
+            </w:pPr>
+            <w:r>
+              <w:rPr>
+                <w:sz w:val="17"/>
+              </w:rPr>
+              <w:t>Archived</w:t>
+            </w:r>
+          </w:p>
+        </w:tc>
+        <w:tc>
+          <w:tcPr>
+            <w:tcW w:w="7632" w:type="dxa"/>
+            <w:tcBorders>
+              <w:top w:val="single" w:sz="4" w:space="0" w:color="D9D9D9"/>
+              <w:left w:val="single" w:sz="4" w:space="0" w:color="D9D9D9"/>
+              <w:bottom w:val="single" w:sz="4" w:space="0" w:color="D9D9D9"/>
+              <w:right w:val="single" w:sz="4" w:space="0" w:color="D9D9D9"/>
+            </w:tcBorders>
+            <w:vAlign w:val="center"/>
+          </w:tcPr>
+          <w:p>
+            <w:pPr>
+              <w:spacing w:after="40"/>
+            </w:pPr>
+            <w:r>
+              <w:rPr>
+                <w:sz w:val="17"/>
+              </w:rPr>
+              <w:t>A confirmed No Material Change event is retained for traceability but creates no thesis version.</w:t>
+            </w:r>
+          </w:p>
+        </w:tc>
+      </w:tr>
+      <w:tr>
+        <w:trPr>
+          <w:cantSplit/>
+          <w:jc w:val="center"/>
+        </w:trPr>
+        <w:tc>
+          <w:tcPr>
+            <w:tcW w:w="2232" w:type="dxa"/>
+            <w:tcBorders>
+              <w:top w:val="single" w:sz="4" w:space="0" w:color="D9D9D9"/>
+              <w:left w:val="single" w:sz="4" w:space="0" w:color="D9D9D9"/>
+              <w:bottom w:val="single" w:sz="4" w:space="0" w:color="D9D9D9"/>
+              <w:right w:val="single" w:sz="4" w:space="0" w:color="D9D9D9"/>
+            </w:tcBorders>
+            <w:shd w:val="clear" w:color="auto" w:fill="F2F6FA"/>
+            <w:vAlign w:val="center"/>
+          </w:tcPr>
+          <w:p>
+            <w:pPr>
+              <w:spacing w:after="40"/>
+            </w:pPr>
+            <w:r>
+              <w:rPr>
+                <w:sz w:val="17"/>
+              </w:rPr>
+              <w:t>Thesis version created</w:t>
+            </w:r>
+          </w:p>
+        </w:tc>
+        <w:tc>
+          <w:tcPr>
+            <w:tcW w:w="7632" w:type="dxa"/>
+            <w:tcBorders>
+              <w:top w:val="single" w:sz="4" w:space="0" w:color="D9D9D9"/>
+              <w:left w:val="single" w:sz="4" w:space="0" w:color="D9D9D9"/>
+              <w:bottom w:val="single" w:sz="4" w:space="0" w:color="D9D9D9"/>
+              <w:right w:val="single" w:sz="4" w:space="0" w:color="D9D9D9"/>
+            </w:tcBorders>
+            <w:shd w:val="clear" w:color="auto" w:fill="F2F6FA"/>
+            <w:vAlign w:val="center"/>
+          </w:tcPr>
+          <w:p>
+            <w:pPr>
+              <w:spacing w:after="40"/>
+            </w:pPr>
+            <w:r>
+              <w:rPr>
+                <w:sz w:val="17"/>
+              </w:rPr>
+              <w:t>A material accepted impact may trigger forecast and valuation review before a new approved version is saved.</w:t>
+            </w:r>
+          </w:p>
+        </w:tc>
+      </w:tr>
+    </w:tbl>
+    <w:p>
+      <w:pPr>
+        <w:spacing w:after="40"/>
+      </w:pPr>
+    </w:p>
+    <w:p>
+      <w:pPr>
+        <w:pStyle w:val="Heading2"/>
+        <w:spacing w:before="160" w:after="80"/>
+      </w:pPr>
+      <w:r>
+        <w:rPr>
+          <w:sz w:val="22"/>
+        </w:rPr>
+        <w:t>B.6 Core MVP Data Entities</w:t>
+      </w:r>
+    </w:p>
+    <w:tbl>
+      <w:tblPr>
+        <w:tblStyle w:val="TableGrid"/>
+        <w:tblW w:w="0" w:type="auto"/>
+        <w:jc w:val="center"/>
+        <w:tblLayout w:type="fixed"/>
+        <w:tblLook w:val="04A0" w:firstRow="1" w:lastRow="0" w:firstColumn="1" w:lastColumn="0" w:noHBand="0" w:noVBand="1"/>
+      </w:tblPr>
+      <w:tblGrid>
+        <w:gridCol w:w="3168"/>
+        <w:gridCol w:w="6696"/>
+      </w:tblGrid>
+      <w:tr>
+        <w:trPr>
+          <w:tblHeader/>
+          <w:jc w:val="center"/>
+        </w:trPr>
+        <w:tc>
+          <w:tcPr>
+            <w:tcW w:w="3168" w:type="dxa"/>
+            <w:tcBorders>
+              <w:top w:val="single" w:sz="4" w:space="0" w:color="D9D9D9"/>
+              <w:left w:val="single" w:sz="4" w:space="0" w:color="D9D9D9"/>
+              <w:bottom w:val="single" w:sz="4" w:space="0" w:color="D9D9D9"/>
+              <w:right w:val="single" w:sz="4" w:space="0" w:color="D9D9D9"/>
+            </w:tcBorders>
+            <w:shd w:val="clear" w:color="auto" w:fill="1F4E78"/>
+            <w:vAlign w:val="center"/>
+          </w:tcPr>
+          <w:p>
+            <w:pPr>
+              <w:spacing w:after="40"/>
+            </w:pPr>
+            <w:r>
+              <w:rPr>
+                <w:b/>
+                <w:color w:val="FFFFFF"/>
+                <w:sz w:val="17"/>
+              </w:rPr>
+              <w:t>Entity</w:t>
+            </w:r>
+          </w:p>
+        </w:tc>
+        <w:tc>
+          <w:tcPr>
+            <w:tcW w:w="6696" w:type="dxa"/>
+            <w:tcBorders>
+              <w:top w:val="single" w:sz="4" w:space="0" w:color="D9D9D9"/>
+              <w:left w:val="single" w:sz="4" w:space="0" w:color="D9D9D9"/>
+              <w:bottom w:val="single" w:sz="4" w:space="0" w:color="D9D9D9"/>
+              <w:right w:val="single" w:sz="4" w:space="0" w:color="D9D9D9"/>
+            </w:tcBorders>
+            <w:shd w:val="clear" w:color="auto" w:fill="1F4E78"/>
+            <w:vAlign w:val="center"/>
+          </w:tcPr>
+          <w:p>
+            <w:pPr>
+              <w:spacing w:after="40"/>
+            </w:pPr>
+            <w:r>
+              <w:rPr>
+                <w:b/>
+                <w:color w:val="FFFFFF"/>
+                <w:sz w:val="17"/>
+              </w:rPr>
+              <w:t>MVP purpose</w:t>
+            </w:r>
+          </w:p>
+        </w:tc>
+      </w:tr>
+      <w:tr>
+        <w:trPr>
+          <w:cantSplit/>
+          <w:jc w:val="center"/>
+        </w:trPr>
+        <w:tc>
+          <w:tcPr>
+            <w:tcW w:w="3168" w:type="dxa"/>
+            <w:tcBorders>
+              <w:top w:val="single" w:sz="4" w:space="0" w:color="D9D9D9"/>
+              <w:left w:val="single" w:sz="4" w:space="0" w:color="D9D9D9"/>
+              <w:bottom w:val="single" w:sz="4" w:space="0" w:color="D9D9D9"/>
+              <w:right w:val="single" w:sz="4" w:space="0" w:color="D9D9D9"/>
+            </w:tcBorders>
+            <w:vAlign w:val="center"/>
+          </w:tcPr>
+          <w:p>
+            <w:pPr>
+              <w:spacing w:after="40"/>
+            </w:pPr>
+            <w:r>
+              <w:rPr>
+                <w:sz w:val="17"/>
+              </w:rPr>
+              <w:t>Company</w:t>
+            </w:r>
+          </w:p>
+        </w:tc>
+        <w:tc>
+          <w:tcPr>
+            <w:tcW w:w="6696" w:type="dxa"/>
+            <w:tcBorders>
+              <w:top w:val="single" w:sz="4" w:space="0" w:color="D9D9D9"/>
+              <w:left w:val="single" w:sz="4" w:space="0" w:color="D9D9D9"/>
+              <w:bottom w:val="single" w:sz="4" w:space="0" w:color="D9D9D9"/>
+              <w:right w:val="single" w:sz="4" w:space="0" w:color="D9D9D9"/>
+            </w:tcBorders>
+            <w:vAlign w:val="center"/>
+          </w:tcPr>
+          <w:p>
+            <w:pPr>
+              <w:spacing w:after="40"/>
+            </w:pPr>
+            <w:r>
+              <w:rPr>
+                <w:sz w:val="17"/>
+              </w:rPr>
+              <w:t>The company under research.</w:t>
+            </w:r>
+          </w:p>
+        </w:tc>
+      </w:tr>
+      <w:tr>
+        <w:trPr>
+          <w:cantSplit/>
+          <w:jc w:val="center"/>
+        </w:trPr>
+        <w:tc>
+          <w:tcPr>
+            <w:tcW w:w="3168" w:type="dxa"/>
+            <w:tcBorders>
+              <w:top w:val="single" w:sz="4" w:space="0" w:color="D9D9D9"/>
+              <w:left w:val="single" w:sz="4" w:space="0" w:color="D9D9D9"/>
+              <w:bottom w:val="single" w:sz="4" w:space="0" w:color="D9D9D9"/>
+              <w:right w:val="single" w:sz="4" w:space="0" w:color="D9D9D9"/>
+            </w:tcBorders>
+            <w:shd w:val="clear" w:color="auto" w:fill="F2F6FA"/>
+            <w:vAlign w:val="center"/>
+          </w:tcPr>
+          <w:p>
+            <w:pPr>
+              <w:spacing w:after="40"/>
+            </w:pPr>
+            <w:r>
+              <w:rPr>
+                <w:sz w:val="17"/>
+              </w:rPr>
+              <w:t>Thesis and ThesisNode</w:t>
+            </w:r>
+          </w:p>
+        </w:tc>
+        <w:tc>
+          <w:tcPr>
+            <w:tcW w:w="6696" w:type="dxa"/>
+            <w:tcBorders>
+              <w:top w:val="single" w:sz="4" w:space="0" w:color="D9D9D9"/>
+              <w:left w:val="single" w:sz="4" w:space="0" w:color="D9D9D9"/>
+              <w:bottom w:val="single" w:sz="4" w:space="0" w:color="D9D9D9"/>
+              <w:right w:val="single" w:sz="4" w:space="0" w:color="D9D9D9"/>
+            </w:tcBorders>
+            <w:shd w:val="clear" w:color="auto" w:fill="F2F6FA"/>
+            <w:vAlign w:val="center"/>
+          </w:tcPr>
+          <w:p>
+            <w:pPr>
+              <w:spacing w:after="40"/>
+            </w:pPr>
+            <w:r>
+              <w:rPr>
+                <w:sz w:val="17"/>
+              </w:rPr>
+              <w:t>The current thesis and its Sub-Thesis, Driver, KPI, and Risk nodes.</w:t>
+            </w:r>
+          </w:p>
+        </w:tc>
+      </w:tr>
+      <w:tr>
+        <w:trPr>
+          <w:cantSplit/>
+          <w:jc w:val="center"/>
+        </w:trPr>
+        <w:tc>
+          <w:tcPr>
+            <w:tcW w:w="3168" w:type="dxa"/>
+            <w:tcBorders>
+              <w:top w:val="single" w:sz="4" w:space="0" w:color="D9D9D9"/>
+              <w:left w:val="single" w:sz="4" w:space="0" w:color="D9D9D9"/>
+              <w:bottom w:val="single" w:sz="4" w:space="0" w:color="D9D9D9"/>
+              <w:right w:val="single" w:sz="4" w:space="0" w:color="D9D9D9"/>
+            </w:tcBorders>
+            <w:vAlign w:val="center"/>
+          </w:tcPr>
+          <w:p>
+            <w:pPr>
+              <w:spacing w:after="40"/>
+            </w:pPr>
+            <w:r>
+              <w:rPr>
+                <w:sz w:val="17"/>
+              </w:rPr>
+              <w:t>Event and Source</w:t>
+            </w:r>
+          </w:p>
+        </w:tc>
+        <w:tc>
+          <w:tcPr>
+            <w:tcW w:w="6696" w:type="dxa"/>
+            <w:tcBorders>
+              <w:top w:val="single" w:sz="4" w:space="0" w:color="D9D9D9"/>
+              <w:left w:val="single" w:sz="4" w:space="0" w:color="D9D9D9"/>
+              <w:bottom w:val="single" w:sz="4" w:space="0" w:color="D9D9D9"/>
+              <w:right w:val="single" w:sz="4" w:space="0" w:color="D9D9D9"/>
+            </w:tcBorders>
+            <w:vAlign w:val="center"/>
+          </w:tcPr>
+          <w:p>
+            <w:pPr>
+              <w:spacing w:after="40"/>
+            </w:pPr>
+            <w:r>
+              <w:rPr>
+                <w:sz w:val="17"/>
+              </w:rPr>
+              <w:t>A manually entered piece of public evidence and its original link.</w:t>
+            </w:r>
+          </w:p>
+        </w:tc>
+      </w:tr>
+      <w:tr>
+        <w:trPr>
+          <w:cantSplit/>
+          <w:jc w:val="center"/>
+        </w:trPr>
+        <w:tc>
+          <w:tcPr>
+            <w:tcW w:w="3168" w:type="dxa"/>
+            <w:tcBorders>
+              <w:top w:val="single" w:sz="4" w:space="0" w:color="D9D9D9"/>
+              <w:left w:val="single" w:sz="4" w:space="0" w:color="D9D9D9"/>
+              <w:bottom w:val="single" w:sz="4" w:space="0" w:color="D9D9D9"/>
+              <w:right w:val="single" w:sz="4" w:space="0" w:color="D9D9D9"/>
+            </w:tcBorders>
+            <w:shd w:val="clear" w:color="auto" w:fill="F2F6FA"/>
+            <w:vAlign w:val="center"/>
+          </w:tcPr>
+          <w:p>
+            <w:pPr>
+              <w:spacing w:after="40"/>
+            </w:pPr>
+            <w:r>
+              <w:rPr>
+                <w:sz w:val="17"/>
+              </w:rPr>
+              <w:t>EventImpact</w:t>
+            </w:r>
+          </w:p>
+        </w:tc>
+        <w:tc>
+          <w:tcPr>
+            <w:tcW w:w="6696" w:type="dxa"/>
+            <w:tcBorders>
+              <w:top w:val="single" w:sz="4" w:space="0" w:color="D9D9D9"/>
+              <w:left w:val="single" w:sz="4" w:space="0" w:color="D9D9D9"/>
+              <w:bottom w:val="single" w:sz="4" w:space="0" w:color="D9D9D9"/>
+              <w:right w:val="single" w:sz="4" w:space="0" w:color="D9D9D9"/>
+            </w:tcBorders>
+            <w:shd w:val="clear" w:color="auto" w:fill="F2F6FA"/>
+            <w:vAlign w:val="center"/>
+          </w:tcPr>
+          <w:p>
+            <w:pPr>
+              <w:spacing w:after="40"/>
+            </w:pPr>
+            <w:r>
+              <w:rPr>
+                <w:sz w:val="17"/>
+              </w:rPr>
+              <w:t>The proposed relationship between an event and a thesis node, including AI reasoning and human decision.</w:t>
+            </w:r>
+          </w:p>
+        </w:tc>
+      </w:tr>
+      <w:tr>
+        <w:trPr>
+          <w:cantSplit/>
+          <w:jc w:val="center"/>
+        </w:trPr>
+        <w:tc>
+          <w:tcPr>
+            <w:tcW w:w="3168" w:type="dxa"/>
+            <w:tcBorders>
+              <w:top w:val="single" w:sz="4" w:space="0" w:color="D9D9D9"/>
+              <w:left w:val="single" w:sz="4" w:space="0" w:color="D9D9D9"/>
+              <w:bottom w:val="single" w:sz="4" w:space="0" w:color="D9D9D9"/>
+              <w:right w:val="single" w:sz="4" w:space="0" w:color="D9D9D9"/>
+            </w:tcBorders>
+            <w:vAlign w:val="center"/>
+          </w:tcPr>
+          <w:p>
+            <w:pPr>
+              <w:spacing w:after="40"/>
+            </w:pPr>
+            <w:r>
+              <w:rPr>
+                <w:sz w:val="17"/>
+              </w:rPr>
+              <w:t>ForecastAssumption and ValuationAssumption</w:t>
+            </w:r>
+          </w:p>
+        </w:tc>
+        <w:tc>
+          <w:tcPr>
+            <w:tcW w:w="6696" w:type="dxa"/>
+            <w:tcBorders>
+              <w:top w:val="single" w:sz="4" w:space="0" w:color="D9D9D9"/>
+              <w:left w:val="single" w:sz="4" w:space="0" w:color="D9D9D9"/>
+              <w:bottom w:val="single" w:sz="4" w:space="0" w:color="D9D9D9"/>
+              <w:right w:val="single" w:sz="4" w:space="0" w:color="D9D9D9"/>
+            </w:tcBorders>
+            <w:vAlign w:val="center"/>
+          </w:tcPr>
+          <w:p>
+            <w:pPr>
+              <w:spacing w:after="40"/>
+            </w:pPr>
+            <w:r>
+              <w:rPr>
+                <w:sz w:val="17"/>
+              </w:rPr>
+              <w:t>Selected user-owned assumptions that may be reviewed following material evidence.</w:t>
+            </w:r>
+          </w:p>
+        </w:tc>
+      </w:tr>
+      <w:tr>
+        <w:trPr>
+          <w:cantSplit/>
+          <w:jc w:val="center"/>
+        </w:trPr>
+        <w:tc>
+          <w:tcPr>
+            <w:tcW w:w="3168" w:type="dxa"/>
+            <w:tcBorders>
+              <w:top w:val="single" w:sz="4" w:space="0" w:color="D9D9D9"/>
+              <w:left w:val="single" w:sz="4" w:space="0" w:color="D9D9D9"/>
+              <w:bottom w:val="single" w:sz="4" w:space="0" w:color="D9D9D9"/>
+              <w:right w:val="single" w:sz="4" w:space="0" w:color="D9D9D9"/>
+            </w:tcBorders>
+            <w:shd w:val="clear" w:color="auto" w:fill="F2F6FA"/>
+            <w:vAlign w:val="center"/>
+          </w:tcPr>
+          <w:p>
+            <w:pPr>
+              <w:spacing w:after="40"/>
+            </w:pPr>
+            <w:r>
+              <w:rPr>
+                <w:sz w:val="17"/>
+              </w:rPr>
+              <w:t>ThesisVersion and ValuationSnapshot</w:t>
+            </w:r>
+          </w:p>
+        </w:tc>
+        <w:tc>
+          <w:tcPr>
+            <w:tcW w:w="6696" w:type="dxa"/>
+            <w:tcBorders>
+              <w:top w:val="single" w:sz="4" w:space="0" w:color="D9D9D9"/>
+              <w:left w:val="single" w:sz="4" w:space="0" w:color="D9D9D9"/>
+              <w:bottom w:val="single" w:sz="4" w:space="0" w:color="D9D9D9"/>
+              <w:right w:val="single" w:sz="4" w:space="0" w:color="D9D9D9"/>
+            </w:tcBorders>
+            <w:shd w:val="clear" w:color="auto" w:fill="F2F6FA"/>
+            <w:vAlign w:val="center"/>
+          </w:tcPr>
+          <w:p>
+            <w:pPr>
+              <w:spacing w:after="40"/>
+            </w:pPr>
+            <w:r>
+              <w:rPr>
+                <w:sz w:val="17"/>
+              </w:rPr>
+              <w:t>Append-oriented historical records that preserve approved changes and calculated values.</w:t>
+            </w:r>
+          </w:p>
+        </w:tc>
+      </w:tr>
+    </w:tbl>
+    <w:p>
+      <w:pPr>
+        <w:spacing w:after="40"/>
+      </w:pPr>
+    </w:p>
+    <w:p>
+      <w:pPr>
+        <w:pStyle w:val="Heading2"/>
+        <w:spacing w:before="160" w:after="80"/>
+      </w:pPr>
+      <w:r>
+        <w:rPr>
+          <w:sz w:val="22"/>
+        </w:rPr>
+        <w:t>B.7 MVP Outputs Exclusions and Demonstration Criterion</w:t>
+      </w:r>
+    </w:p>
+    <w:p>
+      <w:pPr>
+        <w:spacing w:after="80"/>
+      </w:pPr>
+      <w:r>
+        <w:rPr>
+          <w:sz w:val="20"/>
+        </w:rPr>
+        <w:t>For a selected company, the system will show the current thesis, evidence-linked changes, driver and risk status, selected assumption changes, and historical thesis versions. A simple deterministic fair-value calculation may be supported when the user has approved the required EPS and valuation-multiple assumptions.</w:t>
+      </w:r>
+    </w:p>
+    <w:p>
+      <w:pPr>
+        <w:spacing w:after="80"/>
+      </w:pPr>
+      <w:r>
+        <w:rPr>
+          <w:sz w:val="20"/>
+        </w:rPr>
+        <w:t>The MVP explicitly excludes automated trading, autonomous Buy/Sell recommendations, a full-market screener, comprehensive financial-data ingestion, a Yahoo Finance-style information portal, a universal DCF/SOTP engine, automatic social-media publication, and community or follower management. The primary end-to-end demonstration will use MRVL. MCD, UBER, and GOOGL will be lighter validation cases used to confirm that the same workflow can represent different business models. Success means that an event can be entered, analysed, reviewed, and—when material—linked to an approved and traceable thesis update. The MVP does not claim to predict returns or prove investment performance.</w:t>
       </w:r>
     </w:p>
     <w:sectPr>
@@ -7364,6 +10869,7 @@
   <w:style w:type="character" w:default="1" w:styleId="DefaultParagraphFont">
     <w:name w:val="Default Paragraph Font"/>
     <w:uiPriority w:val="1"/>
+    <w:semiHidden/>
     <w:unhideWhenUsed/>
   </w:style>
   <w:style w:type="table" w:default="1" w:styleId="TableNormal">
